--- a/Panduan menggunakan MOM Generator.docx
+++ b/Panduan menggunakan MOM Generator.docx
@@ -96,21 +96,43 @@
         <w:rPr>
           <w:lang w:val="en-GB"/>
         </w:rPr>
-        <w:t xml:space="preserve"> MOM Generator : </w:t>
+        <w:t xml:space="preserve"> MOM </w:t>
+      </w:r>
+      <w:proofErr w:type="gramStart"/>
+      <w:r>
+        <w:rPr>
+          <w:lang w:val="en-GB"/>
+        </w:rPr>
+        <w:t>Generator :</w:t>
+      </w:r>
+      <w:proofErr w:type="gramEnd"/>
+      <w:r>
+        <w:rPr>
+          <w:lang w:val="en-GB"/>
+        </w:rPr>
+        <w:t xml:space="preserve"> </w:t>
       </w:r>
       <w:hyperlink r:id="rId6" w:history="1">
         <w:r>
           <w:rPr>
             <w:rStyle w:val="Hyperlink"/>
+            <w:lang w:val="en-GB"/>
           </w:rPr>
-          <w:t>https://uat-a-bas.github.io/generate-mom/</w:t>
+          <w:t>https://generate-mom.pages.dev/</w:t>
         </w:r>
       </w:hyperlink>
-      <w:r>
-        <w:rPr>
-          <w:lang w:val="en-GB"/>
-        </w:rPr>
-        <w:t xml:space="preserve"> (preferable </w:t>
+    </w:p>
+    <w:p>
+      <w:pPr>
+        <w:rPr>
+          <w:lang w:val="en-GB"/>
+        </w:rPr>
+      </w:pPr>
+      <w:r>
+        <w:rPr>
+          <w:lang w:val="en-GB"/>
+        </w:rPr>
+        <w:t xml:space="preserve">(preferable </w:t>
       </w:r>
       <w:proofErr w:type="spellStart"/>
       <w:r>
@@ -1754,6 +1776,7 @@
       </w:r>
       <w:r>
         <w:rPr>
+          <w:noProof/>
           <w:lang w:val="en-GB"/>
         </w:rPr>
         <w:drawing>
@@ -1796,14 +1819,14 @@
         <w:rPr>
           <w:lang w:val="en-GB"/>
         </w:rPr>
-        <w:t xml:space="preserve"> j</w:t>
-      </w:r>
-      <w:proofErr w:type="spellStart"/>
-      <w:r>
-        <w:rPr>
-          <w:lang w:val="en-GB"/>
-        </w:rPr>
-        <w:t>ika</w:t>
+        <w:t xml:space="preserve"> </w:t>
+      </w:r>
+      <w:proofErr w:type="spellStart"/>
+      <w:r>
+        <w:rPr>
+          <w:lang w:val="en-GB"/>
+        </w:rPr>
+        <w:t>jika</w:t>
       </w:r>
       <w:proofErr w:type="spellEnd"/>
       <w:r>
@@ -2157,7 +2180,21 @@
         <w:rPr>
           <w:lang w:val="en-GB"/>
         </w:rPr>
-        <w:t xml:space="preserve"> link blueprint yang relate </w:t>
+        <w:t xml:space="preserve"> link blueprint yang </w:t>
+      </w:r>
+      <w:proofErr w:type="gramStart"/>
+      <w:r>
+        <w:rPr>
+          <w:lang w:val="en-GB"/>
+        </w:rPr>
+        <w:t>relate</w:t>
+      </w:r>
+      <w:proofErr w:type="gramEnd"/>
+      <w:r>
+        <w:rPr>
+          <w:lang w:val="en-GB"/>
+        </w:rPr>
+        <w:t xml:space="preserve"> </w:t>
       </w:r>
       <w:proofErr w:type="spellStart"/>
       <w:r>
@@ -4453,7 +4490,21 @@
         <w:rPr>
           <w:lang w:val="en-GB"/>
         </w:rPr>
-        <w:t xml:space="preserve"> strip “-“ pada dropdown.</w:t>
+        <w:t xml:space="preserve"> strip “</w:t>
+      </w:r>
+      <w:proofErr w:type="gramStart"/>
+      <w:r>
+        <w:rPr>
+          <w:lang w:val="en-GB"/>
+        </w:rPr>
+        <w:t>-“ pada</w:t>
+      </w:r>
+      <w:proofErr w:type="gramEnd"/>
+      <w:r>
+        <w:rPr>
+          <w:lang w:val="en-GB"/>
+        </w:rPr>
+        <w:t xml:space="preserve"> dropdown.</w:t>
       </w:r>
     </w:p>
     <w:p>

--- a/Panduan menggunakan MOM Generator.docx
+++ b/Panduan menggunakan MOM Generator.docx
@@ -20,7 +20,29 @@
           <w:szCs w:val="32"/>
           <w:lang w:val="en-GB"/>
         </w:rPr>
-        <w:t>Panduan menggunakan MOM Generator</w:t>
+        <w:t xml:space="preserve">Panduan </w:t>
+      </w:r>
+      <w:proofErr w:type="spellStart"/>
+      <w:r>
+        <w:rPr>
+          <w:b/>
+          <w:bCs/>
+          <w:sz w:val="28"/>
+          <w:szCs w:val="32"/>
+          <w:lang w:val="en-GB"/>
+        </w:rPr>
+        <w:t>menggunakan</w:t>
+      </w:r>
+      <w:proofErr w:type="spellEnd"/>
+      <w:r>
+        <w:rPr>
+          <w:b/>
+          <w:bCs/>
+          <w:sz w:val="28"/>
+          <w:szCs w:val="32"/>
+          <w:lang w:val="en-GB"/>
+        </w:rPr>
+        <w:t xml:space="preserve"> MOM Generator</w:t>
       </w:r>
     </w:p>
     <w:p>
@@ -31,13 +53,23 @@
           <w:lang w:val="en-GB"/>
         </w:rPr>
       </w:pPr>
+      <w:proofErr w:type="spellStart"/>
       <w:r>
         <w:rPr>
           <w:b/>
           <w:bCs/>
           <w:lang w:val="en-GB"/>
         </w:rPr>
-        <w:t>Persiapan Data:</w:t>
+        <w:t>Persiapan</w:t>
+      </w:r>
+      <w:proofErr w:type="spellEnd"/>
+      <w:r>
+        <w:rPr>
+          <w:b/>
+          <w:bCs/>
+          <w:lang w:val="en-GB"/>
+        </w:rPr>
+        <w:t xml:space="preserve"> Data:</w:t>
       </w:r>
     </w:p>
     <w:p>
@@ -50,7 +82,35 @@
         <w:rPr>
           <w:lang w:val="en-GB"/>
         </w:rPr>
-        <w:t xml:space="preserve">Cara mengakses MOM Generator : </w:t>
+        <w:t xml:space="preserve">Cara </w:t>
+      </w:r>
+      <w:proofErr w:type="spellStart"/>
+      <w:r>
+        <w:rPr>
+          <w:lang w:val="en-GB"/>
+        </w:rPr>
+        <w:t>mengakses</w:t>
+      </w:r>
+      <w:proofErr w:type="spellEnd"/>
+      <w:r>
+        <w:rPr>
+          <w:lang w:val="en-GB"/>
+        </w:rPr>
+        <w:t xml:space="preserve"> MOM </w:t>
+      </w:r>
+      <w:proofErr w:type="gramStart"/>
+      <w:r>
+        <w:rPr>
+          <w:lang w:val="en-GB"/>
+        </w:rPr>
+        <w:t>Generator :</w:t>
+      </w:r>
+      <w:proofErr w:type="gramEnd"/>
+      <w:r>
+        <w:rPr>
+          <w:lang w:val="en-GB"/>
+        </w:rPr>
+        <w:t xml:space="preserve"> </w:t>
       </w:r>
       <w:hyperlink r:id="rId6" w:history="1">
         <w:r>
@@ -72,7 +132,21 @@
         <w:rPr>
           <w:lang w:val="en-GB"/>
         </w:rPr>
-        <w:t>(preferable menggunakan chrome)</w:t>
+        <w:t xml:space="preserve">(preferable </w:t>
+      </w:r>
+      <w:proofErr w:type="spellStart"/>
+      <w:r>
+        <w:rPr>
+          <w:lang w:val="en-GB"/>
+        </w:rPr>
+        <w:t>menggunakan</w:t>
+      </w:r>
+      <w:proofErr w:type="spellEnd"/>
+      <w:r>
+        <w:rPr>
+          <w:lang w:val="en-GB"/>
+        </w:rPr>
+        <w:t xml:space="preserve"> chrome)</w:t>
       </w:r>
     </w:p>
     <w:p>
@@ -82,11 +156,29 @@
         </w:rPr>
         <w:t xml:space="preserve">Download </w:t>
       </w:r>
+      <w:proofErr w:type="spellStart"/>
       <w:r>
         <w:t>ExportMOMToDraft.bas</w:t>
       </w:r>
-      <w:r>
-        <w:t xml:space="preserve"> yang ada pada github </w:t>
+      <w:proofErr w:type="spellEnd"/>
+      <w:r>
+        <w:t xml:space="preserve"> yang </w:t>
+      </w:r>
+      <w:proofErr w:type="spellStart"/>
+      <w:r>
+        <w:t>ada</w:t>
+      </w:r>
+      <w:proofErr w:type="spellEnd"/>
+      <w:r>
+        <w:t xml:space="preserve"> pada </w:t>
+      </w:r>
+      <w:proofErr w:type="spellStart"/>
+      <w:r>
+        <w:t>github</w:t>
+      </w:r>
+      <w:proofErr w:type="spellEnd"/>
+      <w:r>
+        <w:t xml:space="preserve"> </w:t>
       </w:r>
     </w:p>
     <w:p>
@@ -151,8 +243,100 @@
         <w:rPr>
           <w:lang w:val="en-GB"/>
         </w:rPr>
-        <w:t>Lalu buka outlook kalian, klik Alt + F11 lalu akan tampil seperti ini</w:t>
-      </w:r>
+        <w:t xml:space="preserve">Lalu </w:t>
+      </w:r>
+      <w:proofErr w:type="spellStart"/>
+      <w:r>
+        <w:rPr>
+          <w:lang w:val="en-GB"/>
+        </w:rPr>
+        <w:t>buka</w:t>
+      </w:r>
+      <w:proofErr w:type="spellEnd"/>
+      <w:r>
+        <w:rPr>
+          <w:lang w:val="en-GB"/>
+        </w:rPr>
+        <w:t xml:space="preserve"> outlook kalian, </w:t>
+      </w:r>
+      <w:proofErr w:type="spellStart"/>
+      <w:r>
+        <w:rPr>
+          <w:lang w:val="en-GB"/>
+        </w:rPr>
+        <w:t>klik</w:t>
+      </w:r>
+      <w:proofErr w:type="spellEnd"/>
+      <w:r>
+        <w:rPr>
+          <w:lang w:val="en-GB"/>
+        </w:rPr>
+        <w:t xml:space="preserve"> Alt + F11 </w:t>
+      </w:r>
+      <w:proofErr w:type="spellStart"/>
+      <w:r>
+        <w:rPr>
+          <w:lang w:val="en-GB"/>
+        </w:rPr>
+        <w:t>lalu</w:t>
+      </w:r>
+      <w:proofErr w:type="spellEnd"/>
+      <w:r>
+        <w:rPr>
+          <w:lang w:val="en-GB"/>
+        </w:rPr>
+        <w:t xml:space="preserve"> </w:t>
+      </w:r>
+      <w:proofErr w:type="spellStart"/>
+      <w:r>
+        <w:rPr>
+          <w:lang w:val="en-GB"/>
+        </w:rPr>
+        <w:t>akan</w:t>
+      </w:r>
+      <w:proofErr w:type="spellEnd"/>
+      <w:r>
+        <w:rPr>
+          <w:lang w:val="en-GB"/>
+        </w:rPr>
+        <w:t xml:space="preserve"> </w:t>
+      </w:r>
+      <w:proofErr w:type="spellStart"/>
+      <w:r>
+        <w:rPr>
+          <w:lang w:val="en-GB"/>
+        </w:rPr>
+        <w:t>tampil</w:t>
+      </w:r>
+      <w:proofErr w:type="spellEnd"/>
+      <w:r>
+        <w:rPr>
+          <w:lang w:val="en-GB"/>
+        </w:rPr>
+        <w:t xml:space="preserve"> </w:t>
+      </w:r>
+      <w:proofErr w:type="spellStart"/>
+      <w:r>
+        <w:rPr>
+          <w:lang w:val="en-GB"/>
+        </w:rPr>
+        <w:t>seperti</w:t>
+      </w:r>
+      <w:proofErr w:type="spellEnd"/>
+      <w:r>
+        <w:rPr>
+          <w:lang w:val="en-GB"/>
+        </w:rPr>
+        <w:t xml:space="preserve"> </w:t>
+      </w:r>
+      <w:proofErr w:type="spellStart"/>
+      <w:r>
+        <w:rPr>
+          <w:lang w:val="en-GB"/>
+        </w:rPr>
+        <w:t>ini</w:t>
+      </w:r>
+      <w:proofErr w:type="spellEnd"/>
       <w:r>
         <w:rPr>
           <w:noProof/>
@@ -196,16 +380,54 @@
       </w:r>
     </w:p>
     <w:p>
+      <w:proofErr w:type="spellStart"/>
       <w:r>
         <w:rPr>
           <w:lang w:val="en-GB"/>
         </w:rPr>
         <w:lastRenderedPageBreak/>
-        <w:t xml:space="preserve">Klik file lalu import file dan pilih </w:t>
-      </w:r>
+        <w:t>Klik</w:t>
+      </w:r>
+      <w:proofErr w:type="spellEnd"/>
+      <w:r>
+        <w:rPr>
+          <w:lang w:val="en-GB"/>
+        </w:rPr>
+        <w:t xml:space="preserve"> file </w:t>
+      </w:r>
+      <w:proofErr w:type="spellStart"/>
+      <w:r>
+        <w:rPr>
+          <w:lang w:val="en-GB"/>
+        </w:rPr>
+        <w:t>lalu</w:t>
+      </w:r>
+      <w:proofErr w:type="spellEnd"/>
+      <w:r>
+        <w:rPr>
+          <w:lang w:val="en-GB"/>
+        </w:rPr>
+        <w:t xml:space="preserve"> import file dan </w:t>
+      </w:r>
+      <w:proofErr w:type="spellStart"/>
+      <w:r>
+        <w:rPr>
+          <w:lang w:val="en-GB"/>
+        </w:rPr>
+        <w:t>pilih</w:t>
+      </w:r>
+      <w:proofErr w:type="spellEnd"/>
+      <w:r>
+        <w:rPr>
+          <w:lang w:val="en-GB"/>
+        </w:rPr>
+        <w:t xml:space="preserve"> </w:t>
+      </w:r>
+      <w:proofErr w:type="spellStart"/>
       <w:r>
         <w:t>ExportMOMToDraft.bas</w:t>
       </w:r>
+      <w:proofErr w:type="spellEnd"/>
       <w:r>
         <w:rPr>
           <w:noProof/>
@@ -250,7 +472,55 @@
     </w:p>
     <w:p>
       <w:r>
-        <w:t>Nanti seharusnya akan muncul seperti ini dan klik save</w:t>
+        <w:t xml:space="preserve">Nanti </w:t>
+      </w:r>
+      <w:proofErr w:type="spellStart"/>
+      <w:r>
+        <w:t>seharusnya</w:t>
+      </w:r>
+      <w:proofErr w:type="spellEnd"/>
+      <w:r>
+        <w:t xml:space="preserve"> </w:t>
+      </w:r>
+      <w:proofErr w:type="spellStart"/>
+      <w:r>
+        <w:t>akan</w:t>
+      </w:r>
+      <w:proofErr w:type="spellEnd"/>
+      <w:r>
+        <w:t xml:space="preserve"> </w:t>
+      </w:r>
+      <w:proofErr w:type="spellStart"/>
+      <w:r>
+        <w:t>muncul</w:t>
+      </w:r>
+      <w:proofErr w:type="spellEnd"/>
+      <w:r>
+        <w:t xml:space="preserve"> </w:t>
+      </w:r>
+      <w:proofErr w:type="spellStart"/>
+      <w:r>
+        <w:t>seperti</w:t>
+      </w:r>
+      <w:proofErr w:type="spellEnd"/>
+      <w:r>
+        <w:t xml:space="preserve"> </w:t>
+      </w:r>
+      <w:proofErr w:type="spellStart"/>
+      <w:r>
+        <w:t>ini</w:t>
+      </w:r>
+      <w:proofErr w:type="spellEnd"/>
+      <w:r>
+        <w:t xml:space="preserve"> dan </w:t>
+      </w:r>
+      <w:proofErr w:type="spellStart"/>
+      <w:r>
+        <w:t>klik</w:t>
+      </w:r>
+      <w:proofErr w:type="spellEnd"/>
+      <w:r>
+        <w:t xml:space="preserve"> save</w:t>
       </w:r>
       <w:r>
         <w:rPr>
@@ -300,10 +570,95 @@
     </w:p>
     <w:p>
       <w:r>
-        <w:t>Lalu agar lebih gampang mengakses macro vba ini, klik kanan quick access toolbar kalian di pojok kiri atas</w:t>
-      </w:r>
-      <w:r>
-        <w:t xml:space="preserve"> lalu klik Customize Quick Access Toolbar</w:t>
+        <w:t xml:space="preserve">Lalu agar </w:t>
+      </w:r>
+      <w:proofErr w:type="spellStart"/>
+      <w:r>
+        <w:t>lebih</w:t>
+      </w:r>
+      <w:proofErr w:type="spellEnd"/>
+      <w:r>
+        <w:t xml:space="preserve"> </w:t>
+      </w:r>
+      <w:proofErr w:type="spellStart"/>
+      <w:r>
+        <w:t>gampang</w:t>
+      </w:r>
+      <w:proofErr w:type="spellEnd"/>
+      <w:r>
+        <w:t xml:space="preserve"> </w:t>
+      </w:r>
+      <w:proofErr w:type="spellStart"/>
+      <w:r>
+        <w:t>mengakses</w:t>
+      </w:r>
+      <w:proofErr w:type="spellEnd"/>
+      <w:r>
+        <w:t xml:space="preserve"> macro </w:t>
+      </w:r>
+      <w:proofErr w:type="spellStart"/>
+      <w:r>
+        <w:t>vba</w:t>
+      </w:r>
+      <w:proofErr w:type="spellEnd"/>
+      <w:r>
+        <w:t xml:space="preserve"> </w:t>
+      </w:r>
+      <w:proofErr w:type="spellStart"/>
+      <w:r>
+        <w:t>ini</w:t>
+      </w:r>
+      <w:proofErr w:type="spellEnd"/>
+      <w:r>
+        <w:t xml:space="preserve">, </w:t>
+      </w:r>
+      <w:proofErr w:type="spellStart"/>
+      <w:r>
+        <w:t>klik</w:t>
+      </w:r>
+      <w:proofErr w:type="spellEnd"/>
+      <w:r>
+        <w:t xml:space="preserve"> </w:t>
+      </w:r>
+      <w:proofErr w:type="spellStart"/>
+      <w:r>
+        <w:t>kanan</w:t>
+      </w:r>
+      <w:proofErr w:type="spellEnd"/>
+      <w:r>
+        <w:t xml:space="preserve"> quick access toolbar kalian di </w:t>
+      </w:r>
+      <w:proofErr w:type="spellStart"/>
+      <w:r>
+        <w:t>pojok</w:t>
+      </w:r>
+      <w:proofErr w:type="spellEnd"/>
+      <w:r>
+        <w:t xml:space="preserve"> kiri </w:t>
+      </w:r>
+      <w:proofErr w:type="spellStart"/>
+      <w:r>
+        <w:t>atas</w:t>
+      </w:r>
+      <w:proofErr w:type="spellEnd"/>
+      <w:r>
+        <w:t xml:space="preserve"> </w:t>
+      </w:r>
+      <w:proofErr w:type="spellStart"/>
+      <w:r>
+        <w:t>lalu</w:t>
+      </w:r>
+      <w:proofErr w:type="spellEnd"/>
+      <w:r>
+        <w:t xml:space="preserve"> </w:t>
+      </w:r>
+      <w:proofErr w:type="spellStart"/>
+      <w:r>
+        <w:t>klik</w:t>
+      </w:r>
+      <w:proofErr w:type="spellEnd"/>
+      <w:r>
+        <w:t xml:space="preserve"> Customize Quick Access Toolbar</w:t>
       </w:r>
       <w:r>
         <w:rPr>
@@ -349,8 +704,37 @@
     <w:p>
       <w:r>
         <w:lastRenderedPageBreak/>
-        <w:t>Nanti akan muncul seperti ini</w:t>
-      </w:r>
+        <w:t xml:space="preserve">Nanti </w:t>
+      </w:r>
+      <w:proofErr w:type="spellStart"/>
+      <w:r>
+        <w:t>akan</w:t>
+      </w:r>
+      <w:proofErr w:type="spellEnd"/>
+      <w:r>
+        <w:t xml:space="preserve"> </w:t>
+      </w:r>
+      <w:proofErr w:type="spellStart"/>
+      <w:r>
+        <w:t>muncul</w:t>
+      </w:r>
+      <w:proofErr w:type="spellEnd"/>
+      <w:r>
+        <w:t xml:space="preserve"> </w:t>
+      </w:r>
+      <w:proofErr w:type="spellStart"/>
+      <w:r>
+        <w:t>seperti</w:t>
+      </w:r>
+      <w:proofErr w:type="spellEnd"/>
+      <w:r>
+        <w:t xml:space="preserve"> </w:t>
+      </w:r>
+      <w:proofErr w:type="spellStart"/>
+      <w:r>
+        <w:t>ini</w:t>
+      </w:r>
+      <w:proofErr w:type="spellEnd"/>
       <w:r>
         <w:rPr>
           <w:noProof/>
@@ -394,8 +778,29 @@
     </w:p>
     <w:p>
       <w:r>
-        <w:t>Lalu pilih dropdown macros dan add macro ke table kanan</w:t>
-      </w:r>
+        <w:t xml:space="preserve">Lalu </w:t>
+      </w:r>
+      <w:proofErr w:type="spellStart"/>
+      <w:r>
+        <w:t>pilih</w:t>
+      </w:r>
+      <w:proofErr w:type="spellEnd"/>
+      <w:r>
+        <w:t xml:space="preserve"> dropdown macros dan add macro </w:t>
+      </w:r>
+      <w:proofErr w:type="spellStart"/>
+      <w:r>
+        <w:t>ke</w:t>
+      </w:r>
+      <w:proofErr w:type="spellEnd"/>
+      <w:r>
+        <w:t xml:space="preserve"> table </w:t>
+      </w:r>
+      <w:proofErr w:type="spellStart"/>
+      <w:r>
+        <w:t>kanan</w:t>
+      </w:r>
+      <w:proofErr w:type="spellEnd"/>
     </w:p>
     <w:p>
       <w:pPr>
@@ -540,7 +945,21 @@
         <w:rPr>
           <w:lang w:val="en-GB"/>
         </w:rPr>
-        <w:t>Lalu klik OK.</w:t>
+        <w:t xml:space="preserve">Lalu </w:t>
+      </w:r>
+      <w:proofErr w:type="spellStart"/>
+      <w:r>
+        <w:rPr>
+          <w:lang w:val="en-GB"/>
+        </w:rPr>
+        <w:t>klik</w:t>
+      </w:r>
+      <w:proofErr w:type="spellEnd"/>
+      <w:r>
+        <w:rPr>
+          <w:lang w:val="en-GB"/>
+        </w:rPr>
+        <w:t xml:space="preserve"> OK.</w:t>
       </w:r>
     </w:p>
     <w:p>
@@ -553,8 +972,86 @@
         <w:rPr>
           <w:lang w:val="en-GB"/>
         </w:rPr>
-        <w:t>Nah nanti seharusnya akan tampil seperti ini</w:t>
-      </w:r>
+        <w:t xml:space="preserve">Nah </w:t>
+      </w:r>
+      <w:proofErr w:type="spellStart"/>
+      <w:r>
+        <w:rPr>
+          <w:lang w:val="en-GB"/>
+        </w:rPr>
+        <w:t>nanti</w:t>
+      </w:r>
+      <w:proofErr w:type="spellEnd"/>
+      <w:r>
+        <w:rPr>
+          <w:lang w:val="en-GB"/>
+        </w:rPr>
+        <w:t xml:space="preserve"> </w:t>
+      </w:r>
+      <w:proofErr w:type="spellStart"/>
+      <w:r>
+        <w:rPr>
+          <w:lang w:val="en-GB"/>
+        </w:rPr>
+        <w:t>seharusnya</w:t>
+      </w:r>
+      <w:proofErr w:type="spellEnd"/>
+      <w:r>
+        <w:rPr>
+          <w:lang w:val="en-GB"/>
+        </w:rPr>
+        <w:t xml:space="preserve"> </w:t>
+      </w:r>
+      <w:proofErr w:type="spellStart"/>
+      <w:r>
+        <w:rPr>
+          <w:lang w:val="en-GB"/>
+        </w:rPr>
+        <w:t>akan</w:t>
+      </w:r>
+      <w:proofErr w:type="spellEnd"/>
+      <w:r>
+        <w:rPr>
+          <w:lang w:val="en-GB"/>
+        </w:rPr>
+        <w:t xml:space="preserve"> </w:t>
+      </w:r>
+      <w:proofErr w:type="spellStart"/>
+      <w:r>
+        <w:rPr>
+          <w:lang w:val="en-GB"/>
+        </w:rPr>
+        <w:t>tampil</w:t>
+      </w:r>
+      <w:proofErr w:type="spellEnd"/>
+      <w:r>
+        <w:rPr>
+          <w:lang w:val="en-GB"/>
+        </w:rPr>
+        <w:t xml:space="preserve"> </w:t>
+      </w:r>
+      <w:proofErr w:type="spellStart"/>
+      <w:r>
+        <w:rPr>
+          <w:lang w:val="en-GB"/>
+        </w:rPr>
+        <w:t>seperti</w:t>
+      </w:r>
+      <w:proofErr w:type="spellEnd"/>
+      <w:r>
+        <w:rPr>
+          <w:lang w:val="en-GB"/>
+        </w:rPr>
+        <w:t xml:space="preserve"> </w:t>
+      </w:r>
+      <w:proofErr w:type="spellStart"/>
+      <w:r>
+        <w:rPr>
+          <w:lang w:val="en-GB"/>
+        </w:rPr>
+        <w:t>ini</w:t>
+      </w:r>
+      <w:proofErr w:type="spellEnd"/>
     </w:p>
     <w:p>
       <w:pPr>
@@ -610,11 +1107,117 @@
           <w:lang w:val="en-GB"/>
         </w:rPr>
       </w:pPr>
-      <w:r>
-        <w:rPr>
-          <w:lang w:val="en-GB"/>
-        </w:rPr>
-        <w:t>Setelah selesai maka anda sudah siap untuk menggunakan MOM Generator.</w:t>
+      <w:proofErr w:type="spellStart"/>
+      <w:r>
+        <w:rPr>
+          <w:lang w:val="en-GB"/>
+        </w:rPr>
+        <w:t>Setelah</w:t>
+      </w:r>
+      <w:proofErr w:type="spellEnd"/>
+      <w:r>
+        <w:rPr>
+          <w:lang w:val="en-GB"/>
+        </w:rPr>
+        <w:t xml:space="preserve"> </w:t>
+      </w:r>
+      <w:proofErr w:type="spellStart"/>
+      <w:r>
+        <w:rPr>
+          <w:lang w:val="en-GB"/>
+        </w:rPr>
+        <w:t>selesai</w:t>
+      </w:r>
+      <w:proofErr w:type="spellEnd"/>
+      <w:r>
+        <w:rPr>
+          <w:lang w:val="en-GB"/>
+        </w:rPr>
+        <w:t xml:space="preserve"> </w:t>
+      </w:r>
+      <w:proofErr w:type="spellStart"/>
+      <w:r>
+        <w:rPr>
+          <w:lang w:val="en-GB"/>
+        </w:rPr>
+        <w:t>maka</w:t>
+      </w:r>
+      <w:proofErr w:type="spellEnd"/>
+      <w:r>
+        <w:rPr>
+          <w:lang w:val="en-GB"/>
+        </w:rPr>
+        <w:t xml:space="preserve"> </w:t>
+      </w:r>
+      <w:proofErr w:type="spellStart"/>
+      <w:r>
+        <w:rPr>
+          <w:lang w:val="en-GB"/>
+        </w:rPr>
+        <w:t>anda</w:t>
+      </w:r>
+      <w:proofErr w:type="spellEnd"/>
+      <w:r>
+        <w:rPr>
+          <w:lang w:val="en-GB"/>
+        </w:rPr>
+        <w:t xml:space="preserve"> </w:t>
+      </w:r>
+      <w:proofErr w:type="spellStart"/>
+      <w:r>
+        <w:rPr>
+          <w:lang w:val="en-GB"/>
+        </w:rPr>
+        <w:t>sudah</w:t>
+      </w:r>
+      <w:proofErr w:type="spellEnd"/>
+      <w:r>
+        <w:rPr>
+          <w:lang w:val="en-GB"/>
+        </w:rPr>
+        <w:t xml:space="preserve"> </w:t>
+      </w:r>
+      <w:proofErr w:type="spellStart"/>
+      <w:r>
+        <w:rPr>
+          <w:lang w:val="en-GB"/>
+        </w:rPr>
+        <w:t>siap</w:t>
+      </w:r>
+      <w:proofErr w:type="spellEnd"/>
+      <w:r>
+        <w:rPr>
+          <w:lang w:val="en-GB"/>
+        </w:rPr>
+        <w:t xml:space="preserve"> </w:t>
+      </w:r>
+      <w:proofErr w:type="spellStart"/>
+      <w:r>
+        <w:rPr>
+          <w:lang w:val="en-GB"/>
+        </w:rPr>
+        <w:t>untuk</w:t>
+      </w:r>
+      <w:proofErr w:type="spellEnd"/>
+      <w:r>
+        <w:rPr>
+          <w:lang w:val="en-GB"/>
+        </w:rPr>
+        <w:t xml:space="preserve"> </w:t>
+      </w:r>
+      <w:proofErr w:type="spellStart"/>
+      <w:r>
+        <w:rPr>
+          <w:lang w:val="en-GB"/>
+        </w:rPr>
+        <w:t>menggunakan</w:t>
+      </w:r>
+      <w:proofErr w:type="spellEnd"/>
+      <w:r>
+        <w:rPr>
+          <w:lang w:val="en-GB"/>
+        </w:rPr>
+        <w:t xml:space="preserve"> MOM Generator.</w:t>
       </w:r>
     </w:p>
     <w:p>
@@ -692,7 +1295,29 @@
           <w:lang w:val="en-GB"/>
         </w:rPr>
         <w:lastRenderedPageBreak/>
-        <w:t>Panduan penggunaan:</w:t>
+        <w:t xml:space="preserve">Panduan </w:t>
+      </w:r>
+      <w:proofErr w:type="spellStart"/>
+      <w:r>
+        <w:rPr>
+          <w:b/>
+          <w:bCs/>
+          <w:sz w:val="28"/>
+          <w:szCs w:val="32"/>
+          <w:lang w:val="en-GB"/>
+        </w:rPr>
+        <w:t>penggunaan</w:t>
+      </w:r>
+      <w:proofErr w:type="spellEnd"/>
+      <w:r>
+        <w:rPr>
+          <w:b/>
+          <w:bCs/>
+          <w:sz w:val="28"/>
+          <w:szCs w:val="32"/>
+          <w:lang w:val="en-GB"/>
+        </w:rPr>
+        <w:t>:</w:t>
       </w:r>
     </w:p>
     <w:p>
@@ -705,7 +1330,105 @@
         <w:rPr>
           <w:lang w:val="en-GB"/>
         </w:rPr>
-        <w:t>Ketika sudah membuka link MOM Generator maka akan tampil seperti MOM Biasa.</w:t>
+        <w:t xml:space="preserve">Ketika </w:t>
+      </w:r>
+      <w:proofErr w:type="spellStart"/>
+      <w:r>
+        <w:rPr>
+          <w:lang w:val="en-GB"/>
+        </w:rPr>
+        <w:t>sudah</w:t>
+      </w:r>
+      <w:proofErr w:type="spellEnd"/>
+      <w:r>
+        <w:rPr>
+          <w:lang w:val="en-GB"/>
+        </w:rPr>
+        <w:t xml:space="preserve"> </w:t>
+      </w:r>
+      <w:proofErr w:type="spellStart"/>
+      <w:r>
+        <w:rPr>
+          <w:lang w:val="en-GB"/>
+        </w:rPr>
+        <w:t>membuka</w:t>
+      </w:r>
+      <w:proofErr w:type="spellEnd"/>
+      <w:r>
+        <w:rPr>
+          <w:lang w:val="en-GB"/>
+        </w:rPr>
+        <w:t xml:space="preserve"> link MOM Generator </w:t>
+      </w:r>
+      <w:proofErr w:type="spellStart"/>
+      <w:r>
+        <w:rPr>
+          <w:lang w:val="en-GB"/>
+        </w:rPr>
+        <w:t>maka</w:t>
+      </w:r>
+      <w:proofErr w:type="spellEnd"/>
+      <w:r>
+        <w:rPr>
+          <w:lang w:val="en-GB"/>
+        </w:rPr>
+        <w:t xml:space="preserve"> </w:t>
+      </w:r>
+      <w:proofErr w:type="spellStart"/>
+      <w:r>
+        <w:rPr>
+          <w:lang w:val="en-GB"/>
+        </w:rPr>
+        <w:t>akan</w:t>
+      </w:r>
+      <w:proofErr w:type="spellEnd"/>
+      <w:r>
+        <w:rPr>
+          <w:lang w:val="en-GB"/>
+        </w:rPr>
+        <w:t xml:space="preserve"> </w:t>
+      </w:r>
+      <w:proofErr w:type="spellStart"/>
+      <w:r>
+        <w:rPr>
+          <w:lang w:val="en-GB"/>
+        </w:rPr>
+        <w:t>tampil</w:t>
+      </w:r>
+      <w:proofErr w:type="spellEnd"/>
+      <w:r>
+        <w:rPr>
+          <w:lang w:val="en-GB"/>
+        </w:rPr>
+        <w:t xml:space="preserve"> </w:t>
+      </w:r>
+      <w:proofErr w:type="spellStart"/>
+      <w:r>
+        <w:rPr>
+          <w:lang w:val="en-GB"/>
+        </w:rPr>
+        <w:t>seperti</w:t>
+      </w:r>
+      <w:proofErr w:type="spellEnd"/>
+      <w:r>
+        <w:rPr>
+          <w:lang w:val="en-GB"/>
+        </w:rPr>
+        <w:t xml:space="preserve"> MOM </w:t>
+      </w:r>
+      <w:proofErr w:type="spellStart"/>
+      <w:r>
+        <w:rPr>
+          <w:lang w:val="en-GB"/>
+        </w:rPr>
+        <w:t>Biasa</w:t>
+      </w:r>
+      <w:proofErr w:type="spellEnd"/>
+      <w:r>
+        <w:rPr>
+          <w:lang w:val="en-GB"/>
+        </w:rPr>
+        <w:t>.</w:t>
       </w:r>
     </w:p>
     <w:p>
@@ -718,7 +1441,49 @@
         <w:rPr>
           <w:lang w:val="en-GB"/>
         </w:rPr>
-        <w:t xml:space="preserve">Yang terdiri dari 3 tabel: </w:t>
+        <w:t xml:space="preserve">Yang </w:t>
+      </w:r>
+      <w:proofErr w:type="spellStart"/>
+      <w:r>
+        <w:rPr>
+          <w:lang w:val="en-GB"/>
+        </w:rPr>
+        <w:t>terdiri</w:t>
+      </w:r>
+      <w:proofErr w:type="spellEnd"/>
+      <w:r>
+        <w:rPr>
+          <w:lang w:val="en-GB"/>
+        </w:rPr>
+        <w:t xml:space="preserve"> </w:t>
+      </w:r>
+      <w:proofErr w:type="spellStart"/>
+      <w:r>
+        <w:rPr>
+          <w:lang w:val="en-GB"/>
+        </w:rPr>
+        <w:t>dari</w:t>
+      </w:r>
+      <w:proofErr w:type="spellEnd"/>
+      <w:r>
+        <w:rPr>
+          <w:lang w:val="en-GB"/>
+        </w:rPr>
+        <w:t xml:space="preserve"> 3 </w:t>
+      </w:r>
+      <w:proofErr w:type="spellStart"/>
+      <w:r>
+        <w:rPr>
+          <w:lang w:val="en-GB"/>
+        </w:rPr>
+        <w:t>tabel</w:t>
+      </w:r>
+      <w:proofErr w:type="spellEnd"/>
+      <w:r>
+        <w:rPr>
+          <w:lang w:val="en-GB"/>
+        </w:rPr>
+        <w:t xml:space="preserve">: </w:t>
       </w:r>
     </w:p>
     <w:p>
@@ -731,7 +1496,63 @@
         <w:rPr>
           <w:lang w:val="en-GB"/>
         </w:rPr>
-        <w:t>Table Sertifikasi (Berisi nama project, rel id, link blueprint, bpro, dan changes id)</w:t>
+        <w:t xml:space="preserve">Table </w:t>
+      </w:r>
+      <w:proofErr w:type="spellStart"/>
+      <w:r>
+        <w:rPr>
+          <w:lang w:val="en-GB"/>
+        </w:rPr>
+        <w:t>Sertifikasi</w:t>
+      </w:r>
+      <w:proofErr w:type="spellEnd"/>
+      <w:r>
+        <w:rPr>
+          <w:lang w:val="en-GB"/>
+        </w:rPr>
+        <w:t xml:space="preserve"> (</w:t>
+      </w:r>
+      <w:proofErr w:type="spellStart"/>
+      <w:r>
+        <w:rPr>
+          <w:lang w:val="en-GB"/>
+        </w:rPr>
+        <w:t>Berisi</w:t>
+      </w:r>
+      <w:proofErr w:type="spellEnd"/>
+      <w:r>
+        <w:rPr>
+          <w:lang w:val="en-GB"/>
+        </w:rPr>
+        <w:t xml:space="preserve"> nama project, </w:t>
+      </w:r>
+      <w:proofErr w:type="spellStart"/>
+      <w:r>
+        <w:rPr>
+          <w:lang w:val="en-GB"/>
+        </w:rPr>
+        <w:t>rel</w:t>
+      </w:r>
+      <w:proofErr w:type="spellEnd"/>
+      <w:r>
+        <w:rPr>
+          <w:lang w:val="en-GB"/>
+        </w:rPr>
+        <w:t xml:space="preserve"> id, link blueprint, </w:t>
+      </w:r>
+      <w:proofErr w:type="spellStart"/>
+      <w:r>
+        <w:rPr>
+          <w:lang w:val="en-GB"/>
+        </w:rPr>
+        <w:t>bpro</w:t>
+      </w:r>
+      <w:proofErr w:type="spellEnd"/>
+      <w:r>
+        <w:rPr>
+          <w:lang w:val="en-GB"/>
+        </w:rPr>
+        <w:t>, dan changes id)</w:t>
       </w:r>
     </w:p>
     <w:p>
@@ -757,8 +1578,72 @@
         <w:rPr>
           <w:lang w:val="en-GB"/>
         </w:rPr>
-        <w:t>Dan Table Strategi Implementasi yang berisi aktivitas ketika implementasi</w:t>
-      </w:r>
+        <w:t xml:space="preserve">Dan Table Strategi </w:t>
+      </w:r>
+      <w:proofErr w:type="spellStart"/>
+      <w:r>
+        <w:rPr>
+          <w:lang w:val="en-GB"/>
+        </w:rPr>
+        <w:t>Implementasi</w:t>
+      </w:r>
+      <w:proofErr w:type="spellEnd"/>
+      <w:r>
+        <w:rPr>
+          <w:lang w:val="en-GB"/>
+        </w:rPr>
+        <w:t xml:space="preserve"> yang </w:t>
+      </w:r>
+      <w:proofErr w:type="spellStart"/>
+      <w:r>
+        <w:rPr>
+          <w:lang w:val="en-GB"/>
+        </w:rPr>
+        <w:t>berisi</w:t>
+      </w:r>
+      <w:proofErr w:type="spellEnd"/>
+      <w:r>
+        <w:rPr>
+          <w:lang w:val="en-GB"/>
+        </w:rPr>
+        <w:t xml:space="preserve"> </w:t>
+      </w:r>
+      <w:proofErr w:type="spellStart"/>
+      <w:r>
+        <w:rPr>
+          <w:lang w:val="en-GB"/>
+        </w:rPr>
+        <w:t>aktivitas</w:t>
+      </w:r>
+      <w:proofErr w:type="spellEnd"/>
+      <w:r>
+        <w:rPr>
+          <w:lang w:val="en-GB"/>
+        </w:rPr>
+        <w:t xml:space="preserve"> </w:t>
+      </w:r>
+      <w:proofErr w:type="spellStart"/>
+      <w:r>
+        <w:rPr>
+          <w:lang w:val="en-GB"/>
+        </w:rPr>
+        <w:t>ketika</w:t>
+      </w:r>
+      <w:proofErr w:type="spellEnd"/>
+      <w:r>
+        <w:rPr>
+          <w:lang w:val="en-GB"/>
+        </w:rPr>
+        <w:t xml:space="preserve"> </w:t>
+      </w:r>
+      <w:proofErr w:type="spellStart"/>
+      <w:r>
+        <w:rPr>
+          <w:lang w:val="en-GB"/>
+        </w:rPr>
+        <w:t>implementasi</w:t>
+      </w:r>
+      <w:proofErr w:type="spellEnd"/>
     </w:p>
     <w:p>
       <w:pPr>
@@ -770,7 +1655,91 @@
         <w:rPr>
           <w:lang w:val="en-GB"/>
         </w:rPr>
-        <w:t>Notes juga bahwa di setiap table dilengkapi dengan field yang mandatory dengan tanda *</w:t>
+        <w:t xml:space="preserve">Notes juga </w:t>
+      </w:r>
+      <w:proofErr w:type="spellStart"/>
+      <w:r>
+        <w:rPr>
+          <w:lang w:val="en-GB"/>
+        </w:rPr>
+        <w:t>bahwa</w:t>
+      </w:r>
+      <w:proofErr w:type="spellEnd"/>
+      <w:r>
+        <w:rPr>
+          <w:lang w:val="en-GB"/>
+        </w:rPr>
+        <w:t xml:space="preserve"> di </w:t>
+      </w:r>
+      <w:proofErr w:type="spellStart"/>
+      <w:r>
+        <w:rPr>
+          <w:lang w:val="en-GB"/>
+        </w:rPr>
+        <w:t>setiap</w:t>
+      </w:r>
+      <w:proofErr w:type="spellEnd"/>
+      <w:r>
+        <w:rPr>
+          <w:lang w:val="en-GB"/>
+        </w:rPr>
+        <w:t xml:space="preserve"> table </w:t>
+      </w:r>
+      <w:proofErr w:type="spellStart"/>
+      <w:r>
+        <w:rPr>
+          <w:lang w:val="en-GB"/>
+        </w:rPr>
+        <w:t>dilengkapi</w:t>
+      </w:r>
+      <w:proofErr w:type="spellEnd"/>
+      <w:r>
+        <w:rPr>
+          <w:lang w:val="en-GB"/>
+        </w:rPr>
+        <w:t xml:space="preserve"> </w:t>
+      </w:r>
+      <w:proofErr w:type="spellStart"/>
+      <w:r>
+        <w:rPr>
+          <w:lang w:val="en-GB"/>
+        </w:rPr>
+        <w:t>dengan</w:t>
+      </w:r>
+      <w:proofErr w:type="spellEnd"/>
+      <w:r>
+        <w:rPr>
+          <w:lang w:val="en-GB"/>
+        </w:rPr>
+        <w:t xml:space="preserve"> field yang mandatory </w:t>
+      </w:r>
+      <w:proofErr w:type="spellStart"/>
+      <w:r>
+        <w:rPr>
+          <w:lang w:val="en-GB"/>
+        </w:rPr>
+        <w:t>dengan</w:t>
+      </w:r>
+      <w:proofErr w:type="spellEnd"/>
+      <w:r>
+        <w:rPr>
+          <w:lang w:val="en-GB"/>
+        </w:rPr>
+        <w:t xml:space="preserve"> </w:t>
+      </w:r>
+      <w:proofErr w:type="spellStart"/>
+      <w:r>
+        <w:rPr>
+          <w:lang w:val="en-GB"/>
+        </w:rPr>
+        <w:t>tanda</w:t>
+      </w:r>
+      <w:proofErr w:type="spellEnd"/>
+      <w:r>
+        <w:rPr>
+          <w:lang w:val="en-GB"/>
+        </w:rPr>
+        <w:t xml:space="preserve"> *</w:t>
       </w:r>
     </w:p>
     <w:p>
@@ -783,7 +1752,21 @@
         <w:rPr>
           <w:lang w:val="en-GB"/>
         </w:rPr>
-        <w:t>Dan tombol flag</w:t>
+        <w:t xml:space="preserve">Dan </w:t>
+      </w:r>
+      <w:proofErr w:type="spellStart"/>
+      <w:r>
+        <w:rPr>
+          <w:lang w:val="en-GB"/>
+        </w:rPr>
+        <w:t>tombol</w:t>
+      </w:r>
+      <w:proofErr w:type="spellEnd"/>
+      <w:r>
+        <w:rPr>
+          <w:lang w:val="en-GB"/>
+        </w:rPr>
+        <w:t xml:space="preserve"> flag</w:t>
       </w:r>
       <w:r>
         <w:rPr>
@@ -836,13 +1819,181 @@
         <w:rPr>
           <w:lang w:val="en-GB"/>
         </w:rPr>
-        <w:t xml:space="preserve"> jika ada sesuatu yang butuh di FU ataupun masih belum fix</w:t>
-      </w:r>
-      <w:r>
-        <w:rPr>
-          <w:lang w:val="en-GB"/>
-        </w:rPr>
-        <w:t>. Efeknya akan ada tanda “flag” pada field yang dipilih.</w:t>
+        <w:t xml:space="preserve"> </w:t>
+      </w:r>
+      <w:proofErr w:type="spellStart"/>
+      <w:r>
+        <w:rPr>
+          <w:lang w:val="en-GB"/>
+        </w:rPr>
+        <w:t>jika</w:t>
+      </w:r>
+      <w:proofErr w:type="spellEnd"/>
+      <w:r>
+        <w:rPr>
+          <w:lang w:val="en-GB"/>
+        </w:rPr>
+        <w:t xml:space="preserve"> </w:t>
+      </w:r>
+      <w:proofErr w:type="spellStart"/>
+      <w:r>
+        <w:rPr>
+          <w:lang w:val="en-GB"/>
+        </w:rPr>
+        <w:t>ada</w:t>
+      </w:r>
+      <w:proofErr w:type="spellEnd"/>
+      <w:r>
+        <w:rPr>
+          <w:lang w:val="en-GB"/>
+        </w:rPr>
+        <w:t xml:space="preserve"> </w:t>
+      </w:r>
+      <w:proofErr w:type="spellStart"/>
+      <w:r>
+        <w:rPr>
+          <w:lang w:val="en-GB"/>
+        </w:rPr>
+        <w:t>sesuatu</w:t>
+      </w:r>
+      <w:proofErr w:type="spellEnd"/>
+      <w:r>
+        <w:rPr>
+          <w:lang w:val="en-GB"/>
+        </w:rPr>
+        <w:t xml:space="preserve"> yang </w:t>
+      </w:r>
+      <w:proofErr w:type="spellStart"/>
+      <w:r>
+        <w:rPr>
+          <w:lang w:val="en-GB"/>
+        </w:rPr>
+        <w:t>butuh</w:t>
+      </w:r>
+      <w:proofErr w:type="spellEnd"/>
+      <w:r>
+        <w:rPr>
+          <w:lang w:val="en-GB"/>
+        </w:rPr>
+        <w:t xml:space="preserve"> di FU </w:t>
+      </w:r>
+      <w:proofErr w:type="spellStart"/>
+      <w:r>
+        <w:rPr>
+          <w:lang w:val="en-GB"/>
+        </w:rPr>
+        <w:t>ataupun</w:t>
+      </w:r>
+      <w:proofErr w:type="spellEnd"/>
+      <w:r>
+        <w:rPr>
+          <w:lang w:val="en-GB"/>
+        </w:rPr>
+        <w:t xml:space="preserve"> </w:t>
+      </w:r>
+      <w:proofErr w:type="spellStart"/>
+      <w:r>
+        <w:rPr>
+          <w:lang w:val="en-GB"/>
+        </w:rPr>
+        <w:t>masih</w:t>
+      </w:r>
+      <w:proofErr w:type="spellEnd"/>
+      <w:r>
+        <w:rPr>
+          <w:lang w:val="en-GB"/>
+        </w:rPr>
+        <w:t xml:space="preserve"> </w:t>
+      </w:r>
+      <w:proofErr w:type="spellStart"/>
+      <w:r>
+        <w:rPr>
+          <w:lang w:val="en-GB"/>
+        </w:rPr>
+        <w:t>belum</w:t>
+      </w:r>
+      <w:proofErr w:type="spellEnd"/>
+      <w:r>
+        <w:rPr>
+          <w:lang w:val="en-GB"/>
+        </w:rPr>
+        <w:t xml:space="preserve"> fix</w:t>
+      </w:r>
+      <w:r>
+        <w:rPr>
+          <w:lang w:val="en-GB"/>
+        </w:rPr>
+        <w:t xml:space="preserve">. </w:t>
+      </w:r>
+      <w:proofErr w:type="spellStart"/>
+      <w:r>
+        <w:rPr>
+          <w:lang w:val="en-GB"/>
+        </w:rPr>
+        <w:t>Efeknya</w:t>
+      </w:r>
+      <w:proofErr w:type="spellEnd"/>
+      <w:r>
+        <w:rPr>
+          <w:lang w:val="en-GB"/>
+        </w:rPr>
+        <w:t xml:space="preserve"> </w:t>
+      </w:r>
+      <w:proofErr w:type="spellStart"/>
+      <w:r>
+        <w:rPr>
+          <w:lang w:val="en-GB"/>
+        </w:rPr>
+        <w:t>akan</w:t>
+      </w:r>
+      <w:proofErr w:type="spellEnd"/>
+      <w:r>
+        <w:rPr>
+          <w:lang w:val="en-GB"/>
+        </w:rPr>
+        <w:t xml:space="preserve"> </w:t>
+      </w:r>
+      <w:proofErr w:type="spellStart"/>
+      <w:r>
+        <w:rPr>
+          <w:lang w:val="en-GB"/>
+        </w:rPr>
+        <w:t>ada</w:t>
+      </w:r>
+      <w:proofErr w:type="spellEnd"/>
+      <w:r>
+        <w:rPr>
+          <w:lang w:val="en-GB"/>
+        </w:rPr>
+        <w:t xml:space="preserve"> </w:t>
+      </w:r>
+      <w:proofErr w:type="spellStart"/>
+      <w:r>
+        <w:rPr>
+          <w:lang w:val="en-GB"/>
+        </w:rPr>
+        <w:t>tanda</w:t>
+      </w:r>
+      <w:proofErr w:type="spellEnd"/>
+      <w:r>
+        <w:rPr>
+          <w:lang w:val="en-GB"/>
+        </w:rPr>
+        <w:t xml:space="preserve"> “flag” pada field yang </w:t>
+      </w:r>
+      <w:proofErr w:type="spellStart"/>
+      <w:r>
+        <w:rPr>
+          <w:lang w:val="en-GB"/>
+        </w:rPr>
+        <w:t>dipilih</w:t>
+      </w:r>
+      <w:proofErr w:type="spellEnd"/>
+      <w:r>
+        <w:rPr>
+          <w:lang w:val="en-GB"/>
+        </w:rPr>
+        <w:t>.</w:t>
       </w:r>
     </w:p>
     <w:p>
@@ -866,7 +2017,25 @@
           <w:bCs/>
           <w:lang w:val="en-GB"/>
         </w:rPr>
-        <w:t>Table Sertifikasi:</w:t>
+        <w:t xml:space="preserve">Table </w:t>
+      </w:r>
+      <w:proofErr w:type="spellStart"/>
+      <w:r>
+        <w:rPr>
+          <w:b/>
+          <w:bCs/>
+          <w:lang w:val="en-GB"/>
+        </w:rPr>
+        <w:t>Sertifikasi</w:t>
+      </w:r>
+      <w:proofErr w:type="spellEnd"/>
+      <w:r>
+        <w:rPr>
+          <w:b/>
+          <w:bCs/>
+          <w:lang w:val="en-GB"/>
+        </w:rPr>
+        <w:t>:</w:t>
       </w:r>
     </w:p>
     <w:p>
@@ -879,14 +2048,279 @@
         <w:rPr>
           <w:lang w:val="en-GB"/>
         </w:rPr>
-        <w:t>Di Table sertifikasi terdapat field-field yang biasa kalian isi di MOM meeting pada excel.</w:t>
+        <w:t xml:space="preserve">Di Table </w:t>
+      </w:r>
+      <w:proofErr w:type="spellStart"/>
+      <w:r>
+        <w:rPr>
+          <w:lang w:val="en-GB"/>
+        </w:rPr>
+        <w:t>sertifikasi</w:t>
+      </w:r>
+      <w:proofErr w:type="spellEnd"/>
+      <w:r>
+        <w:rPr>
+          <w:lang w:val="en-GB"/>
+        </w:rPr>
+        <w:t xml:space="preserve"> </w:t>
+      </w:r>
+      <w:proofErr w:type="spellStart"/>
+      <w:r>
+        <w:rPr>
+          <w:lang w:val="en-GB"/>
+        </w:rPr>
+        <w:t>terdapat</w:t>
+      </w:r>
+      <w:proofErr w:type="spellEnd"/>
+      <w:r>
+        <w:rPr>
+          <w:lang w:val="en-GB"/>
+        </w:rPr>
+        <w:t xml:space="preserve"> field-field yang </w:t>
+      </w:r>
+      <w:proofErr w:type="spellStart"/>
+      <w:r>
+        <w:rPr>
+          <w:lang w:val="en-GB"/>
+        </w:rPr>
+        <w:t>biasa</w:t>
+      </w:r>
+      <w:proofErr w:type="spellEnd"/>
+      <w:r>
+        <w:rPr>
+          <w:lang w:val="en-GB"/>
+        </w:rPr>
+        <w:t xml:space="preserve"> kalian </w:t>
+      </w:r>
+      <w:proofErr w:type="spellStart"/>
+      <w:r>
+        <w:rPr>
+          <w:lang w:val="en-GB"/>
+        </w:rPr>
+        <w:t>isi</w:t>
+      </w:r>
+      <w:proofErr w:type="spellEnd"/>
+      <w:r>
+        <w:rPr>
+          <w:lang w:val="en-GB"/>
+        </w:rPr>
+        <w:t xml:space="preserve"> di MOM meeting pada excel.</w:t>
       </w:r>
       <w:r>
         <w:rPr>
           <w:lang w:val="en-GB"/>
         </w:rPr>
         <w:br/>
-        <w:t>untuk beberapa project dapat menyesuaikan apakah link blueprint yang relate dengan project yang sedang dikerjakan ada di setiap BPRO atau hanya 1 link blueprint dalam bentuk folder.</w:t>
+      </w:r>
+      <w:proofErr w:type="spellStart"/>
+      <w:r>
+        <w:rPr>
+          <w:lang w:val="en-GB"/>
+        </w:rPr>
+        <w:t>untuk</w:t>
+      </w:r>
+      <w:proofErr w:type="spellEnd"/>
+      <w:r>
+        <w:rPr>
+          <w:lang w:val="en-GB"/>
+        </w:rPr>
+        <w:t xml:space="preserve"> </w:t>
+      </w:r>
+      <w:proofErr w:type="spellStart"/>
+      <w:r>
+        <w:rPr>
+          <w:lang w:val="en-GB"/>
+        </w:rPr>
+        <w:t>beberapa</w:t>
+      </w:r>
+      <w:proofErr w:type="spellEnd"/>
+      <w:r>
+        <w:rPr>
+          <w:lang w:val="en-GB"/>
+        </w:rPr>
+        <w:t xml:space="preserve"> project </w:t>
+      </w:r>
+      <w:proofErr w:type="spellStart"/>
+      <w:r>
+        <w:rPr>
+          <w:lang w:val="en-GB"/>
+        </w:rPr>
+        <w:t>dapat</w:t>
+      </w:r>
+      <w:proofErr w:type="spellEnd"/>
+      <w:r>
+        <w:rPr>
+          <w:lang w:val="en-GB"/>
+        </w:rPr>
+        <w:t xml:space="preserve"> </w:t>
+      </w:r>
+      <w:proofErr w:type="spellStart"/>
+      <w:r>
+        <w:rPr>
+          <w:lang w:val="en-GB"/>
+        </w:rPr>
+        <w:t>menyesuaikan</w:t>
+      </w:r>
+      <w:proofErr w:type="spellEnd"/>
+      <w:r>
+        <w:rPr>
+          <w:lang w:val="en-GB"/>
+        </w:rPr>
+        <w:t xml:space="preserve"> </w:t>
+      </w:r>
+      <w:proofErr w:type="spellStart"/>
+      <w:r>
+        <w:rPr>
+          <w:lang w:val="en-GB"/>
+        </w:rPr>
+        <w:t>apakah</w:t>
+      </w:r>
+      <w:proofErr w:type="spellEnd"/>
+      <w:r>
+        <w:rPr>
+          <w:lang w:val="en-GB"/>
+        </w:rPr>
+        <w:t xml:space="preserve"> link blueprint yang </w:t>
+      </w:r>
+      <w:proofErr w:type="gramStart"/>
+      <w:r>
+        <w:rPr>
+          <w:lang w:val="en-GB"/>
+        </w:rPr>
+        <w:t>relate</w:t>
+      </w:r>
+      <w:proofErr w:type="gramEnd"/>
+      <w:r>
+        <w:rPr>
+          <w:lang w:val="en-GB"/>
+        </w:rPr>
+        <w:t xml:space="preserve"> </w:t>
+      </w:r>
+      <w:proofErr w:type="spellStart"/>
+      <w:r>
+        <w:rPr>
+          <w:lang w:val="en-GB"/>
+        </w:rPr>
+        <w:t>dengan</w:t>
+      </w:r>
+      <w:proofErr w:type="spellEnd"/>
+      <w:r>
+        <w:rPr>
+          <w:lang w:val="en-GB"/>
+        </w:rPr>
+        <w:t xml:space="preserve"> project yang </w:t>
+      </w:r>
+      <w:proofErr w:type="spellStart"/>
+      <w:r>
+        <w:rPr>
+          <w:lang w:val="en-GB"/>
+        </w:rPr>
+        <w:t>sedang</w:t>
+      </w:r>
+      <w:proofErr w:type="spellEnd"/>
+      <w:r>
+        <w:rPr>
+          <w:lang w:val="en-GB"/>
+        </w:rPr>
+        <w:t xml:space="preserve"> </w:t>
+      </w:r>
+      <w:proofErr w:type="spellStart"/>
+      <w:r>
+        <w:rPr>
+          <w:lang w:val="en-GB"/>
+        </w:rPr>
+        <w:t>dikerjakan</w:t>
+      </w:r>
+      <w:proofErr w:type="spellEnd"/>
+      <w:r>
+        <w:rPr>
+          <w:lang w:val="en-GB"/>
+        </w:rPr>
+        <w:t xml:space="preserve"> </w:t>
+      </w:r>
+      <w:proofErr w:type="spellStart"/>
+      <w:r>
+        <w:rPr>
+          <w:lang w:val="en-GB"/>
+        </w:rPr>
+        <w:t>ada</w:t>
+      </w:r>
+      <w:proofErr w:type="spellEnd"/>
+      <w:r>
+        <w:rPr>
+          <w:lang w:val="en-GB"/>
+        </w:rPr>
+        <w:t xml:space="preserve"> di </w:t>
+      </w:r>
+      <w:proofErr w:type="spellStart"/>
+      <w:r>
+        <w:rPr>
+          <w:lang w:val="en-GB"/>
+        </w:rPr>
+        <w:t>setiap</w:t>
+      </w:r>
+      <w:proofErr w:type="spellEnd"/>
+      <w:r>
+        <w:rPr>
+          <w:lang w:val="en-GB"/>
+        </w:rPr>
+        <w:t xml:space="preserve"> BPRO </w:t>
+      </w:r>
+      <w:proofErr w:type="spellStart"/>
+      <w:r>
+        <w:rPr>
+          <w:lang w:val="en-GB"/>
+        </w:rPr>
+        <w:t>atau</w:t>
+      </w:r>
+      <w:proofErr w:type="spellEnd"/>
+      <w:r>
+        <w:rPr>
+          <w:lang w:val="en-GB"/>
+        </w:rPr>
+        <w:t xml:space="preserve"> </w:t>
+      </w:r>
+      <w:proofErr w:type="spellStart"/>
+      <w:r>
+        <w:rPr>
+          <w:lang w:val="en-GB"/>
+        </w:rPr>
+        <w:t>hanya</w:t>
+      </w:r>
+      <w:proofErr w:type="spellEnd"/>
+      <w:r>
+        <w:rPr>
+          <w:lang w:val="en-GB"/>
+        </w:rPr>
+        <w:t xml:space="preserve"> 1 link blueprint </w:t>
+      </w:r>
+      <w:proofErr w:type="spellStart"/>
+      <w:r>
+        <w:rPr>
+          <w:lang w:val="en-GB"/>
+        </w:rPr>
+        <w:t>dalam</w:t>
+      </w:r>
+      <w:proofErr w:type="spellEnd"/>
+      <w:r>
+        <w:rPr>
+          <w:lang w:val="en-GB"/>
+        </w:rPr>
+        <w:t xml:space="preserve"> </w:t>
+      </w:r>
+      <w:proofErr w:type="spellStart"/>
+      <w:r>
+        <w:rPr>
+          <w:lang w:val="en-GB"/>
+        </w:rPr>
+        <w:t>bentuk</w:t>
+      </w:r>
+      <w:proofErr w:type="spellEnd"/>
+      <w:r>
+        <w:rPr>
+          <w:lang w:val="en-GB"/>
+        </w:rPr>
+        <w:t xml:space="preserve"> folder.</w:t>
       </w:r>
     </w:p>
     <w:p>
@@ -899,8 +2333,100 @@
         <w:rPr>
           <w:lang w:val="en-GB"/>
         </w:rPr>
-        <w:t>Jika project kalian memiliki link blueprint di setiap BPRO (ex: BDS-IDS, MCA) maka kalian dapat menggunakan tombol ini</w:t>
-      </w:r>
+        <w:t xml:space="preserve">Jika project kalian </w:t>
+      </w:r>
+      <w:proofErr w:type="spellStart"/>
+      <w:r>
+        <w:rPr>
+          <w:lang w:val="en-GB"/>
+        </w:rPr>
+        <w:t>memiliki</w:t>
+      </w:r>
+      <w:proofErr w:type="spellEnd"/>
+      <w:r>
+        <w:rPr>
+          <w:lang w:val="en-GB"/>
+        </w:rPr>
+        <w:t xml:space="preserve"> link blueprint di </w:t>
+      </w:r>
+      <w:proofErr w:type="spellStart"/>
+      <w:r>
+        <w:rPr>
+          <w:lang w:val="en-GB"/>
+        </w:rPr>
+        <w:t>setiap</w:t>
+      </w:r>
+      <w:proofErr w:type="spellEnd"/>
+      <w:r>
+        <w:rPr>
+          <w:lang w:val="en-GB"/>
+        </w:rPr>
+        <w:t xml:space="preserve"> BPRO (ex: BDS-IDS, MCA) </w:t>
+      </w:r>
+      <w:proofErr w:type="spellStart"/>
+      <w:r>
+        <w:rPr>
+          <w:lang w:val="en-GB"/>
+        </w:rPr>
+        <w:t>maka</w:t>
+      </w:r>
+      <w:proofErr w:type="spellEnd"/>
+      <w:r>
+        <w:rPr>
+          <w:lang w:val="en-GB"/>
+        </w:rPr>
+        <w:t xml:space="preserve"> kalian </w:t>
+      </w:r>
+      <w:proofErr w:type="spellStart"/>
+      <w:r>
+        <w:rPr>
+          <w:lang w:val="en-GB"/>
+        </w:rPr>
+        <w:t>dapat</w:t>
+      </w:r>
+      <w:proofErr w:type="spellEnd"/>
+      <w:r>
+        <w:rPr>
+          <w:lang w:val="en-GB"/>
+        </w:rPr>
+        <w:t xml:space="preserve"> </w:t>
+      </w:r>
+      <w:proofErr w:type="spellStart"/>
+      <w:r>
+        <w:rPr>
+          <w:lang w:val="en-GB"/>
+        </w:rPr>
+        <w:t>menggunakan</w:t>
+      </w:r>
+      <w:proofErr w:type="spellEnd"/>
+      <w:r>
+        <w:rPr>
+          <w:lang w:val="en-GB"/>
+        </w:rPr>
+        <w:t xml:space="preserve"> </w:t>
+      </w:r>
+      <w:proofErr w:type="spellStart"/>
+      <w:r>
+        <w:rPr>
+          <w:lang w:val="en-GB"/>
+        </w:rPr>
+        <w:t>tombol</w:t>
+      </w:r>
+      <w:proofErr w:type="spellEnd"/>
+      <w:r>
+        <w:rPr>
+          <w:lang w:val="en-GB"/>
+        </w:rPr>
+        <w:t xml:space="preserve"> </w:t>
+      </w:r>
+      <w:proofErr w:type="spellStart"/>
+      <w:r>
+        <w:rPr>
+          <w:lang w:val="en-GB"/>
+        </w:rPr>
+        <w:t>ini</w:t>
+      </w:r>
+      <w:proofErr w:type="spellEnd"/>
       <w:r>
         <w:rPr>
           <w:noProof/>
@@ -949,11 +2475,131 @@
           <w:lang w:val="en-GB"/>
         </w:rPr>
       </w:pPr>
-      <w:r>
-        <w:rPr>
-          <w:lang w:val="en-GB"/>
-        </w:rPr>
-        <w:t>Apabila project kalian memiliki 1 link blueprint untuk setiap BPRO (ex: BERTA, eBranch, BDS-WEB) maka kalian klik button yang satunya lagi.</w:t>
+      <w:proofErr w:type="spellStart"/>
+      <w:r>
+        <w:rPr>
+          <w:lang w:val="en-GB"/>
+        </w:rPr>
+        <w:t>Apabila</w:t>
+      </w:r>
+      <w:proofErr w:type="spellEnd"/>
+      <w:r>
+        <w:rPr>
+          <w:lang w:val="en-GB"/>
+        </w:rPr>
+        <w:t xml:space="preserve"> project kalian </w:t>
+      </w:r>
+      <w:proofErr w:type="spellStart"/>
+      <w:r>
+        <w:rPr>
+          <w:lang w:val="en-GB"/>
+        </w:rPr>
+        <w:t>memiliki</w:t>
+      </w:r>
+      <w:proofErr w:type="spellEnd"/>
+      <w:r>
+        <w:rPr>
+          <w:lang w:val="en-GB"/>
+        </w:rPr>
+        <w:t xml:space="preserve"> 1 link blueprint </w:t>
+      </w:r>
+      <w:proofErr w:type="spellStart"/>
+      <w:r>
+        <w:rPr>
+          <w:lang w:val="en-GB"/>
+        </w:rPr>
+        <w:t>untuk</w:t>
+      </w:r>
+      <w:proofErr w:type="spellEnd"/>
+      <w:r>
+        <w:rPr>
+          <w:lang w:val="en-GB"/>
+        </w:rPr>
+        <w:t xml:space="preserve"> </w:t>
+      </w:r>
+      <w:proofErr w:type="spellStart"/>
+      <w:r>
+        <w:rPr>
+          <w:lang w:val="en-GB"/>
+        </w:rPr>
+        <w:t>setiap</w:t>
+      </w:r>
+      <w:proofErr w:type="spellEnd"/>
+      <w:r>
+        <w:rPr>
+          <w:lang w:val="en-GB"/>
+        </w:rPr>
+        <w:t xml:space="preserve"> BPRO (ex: BERTA, </w:t>
+      </w:r>
+      <w:proofErr w:type="spellStart"/>
+      <w:r>
+        <w:rPr>
+          <w:lang w:val="en-GB"/>
+        </w:rPr>
+        <w:t>eBranch</w:t>
+      </w:r>
+      <w:proofErr w:type="spellEnd"/>
+      <w:r>
+        <w:rPr>
+          <w:lang w:val="en-GB"/>
+        </w:rPr>
+        <w:t xml:space="preserve">, BDS-WEB) </w:t>
+      </w:r>
+      <w:proofErr w:type="spellStart"/>
+      <w:r>
+        <w:rPr>
+          <w:lang w:val="en-GB"/>
+        </w:rPr>
+        <w:t>maka</w:t>
+      </w:r>
+      <w:proofErr w:type="spellEnd"/>
+      <w:r>
+        <w:rPr>
+          <w:lang w:val="en-GB"/>
+        </w:rPr>
+        <w:t xml:space="preserve"> kalian </w:t>
+      </w:r>
+      <w:proofErr w:type="spellStart"/>
+      <w:r>
+        <w:rPr>
+          <w:lang w:val="en-GB"/>
+        </w:rPr>
+        <w:t>klik</w:t>
+      </w:r>
+      <w:proofErr w:type="spellEnd"/>
+      <w:r>
+        <w:rPr>
+          <w:lang w:val="en-GB"/>
+        </w:rPr>
+        <w:t xml:space="preserve"> button yang </w:t>
+      </w:r>
+      <w:proofErr w:type="spellStart"/>
+      <w:r>
+        <w:rPr>
+          <w:lang w:val="en-GB"/>
+        </w:rPr>
+        <w:t>satunya</w:t>
+      </w:r>
+      <w:proofErr w:type="spellEnd"/>
+      <w:r>
+        <w:rPr>
+          <w:lang w:val="en-GB"/>
+        </w:rPr>
+        <w:t xml:space="preserve"> </w:t>
+      </w:r>
+      <w:proofErr w:type="spellStart"/>
+      <w:r>
+        <w:rPr>
+          <w:lang w:val="en-GB"/>
+        </w:rPr>
+        <w:t>lagi</w:t>
+      </w:r>
+      <w:proofErr w:type="spellEnd"/>
+      <w:r>
+        <w:rPr>
+          <w:lang w:val="en-GB"/>
+        </w:rPr>
+        <w:t>.</w:t>
       </w:r>
     </w:p>
     <w:p>
@@ -967,8 +2613,23 @@
           <w:lang w:val="en-GB"/>
         </w:rPr>
         <w:lastRenderedPageBreak/>
-        <w:t xml:space="preserve">Lalu kalian dapat </w:t>
-      </w:r>
+        <w:t xml:space="preserve">Lalu kalian </w:t>
+      </w:r>
+      <w:proofErr w:type="spellStart"/>
+      <w:r>
+        <w:rPr>
+          <w:lang w:val="en-GB"/>
+        </w:rPr>
+        <w:t>dapat</w:t>
+      </w:r>
+      <w:proofErr w:type="spellEnd"/>
+      <w:r>
+        <w:rPr>
+          <w:lang w:val="en-GB"/>
+        </w:rPr>
+        <w:t xml:space="preserve"> </w:t>
+      </w:r>
+      <w:proofErr w:type="spellStart"/>
       <w:r>
         <w:rPr>
           <w:b/>
@@ -978,12 +2639,28 @@
         </w:rPr>
         <w:t>menambah</w:t>
       </w:r>
-      <w:r>
-        <w:rPr>
-          <w:lang w:val="en-GB"/>
-        </w:rPr>
-        <w:t xml:space="preserve"> BPRO per release, dapat </w:t>
-      </w:r>
+      <w:proofErr w:type="spellEnd"/>
+      <w:r>
+        <w:rPr>
+          <w:lang w:val="en-GB"/>
+        </w:rPr>
+        <w:t xml:space="preserve"> BPRO per release, </w:t>
+      </w:r>
+      <w:proofErr w:type="spellStart"/>
+      <w:r>
+        <w:rPr>
+          <w:lang w:val="en-GB"/>
+        </w:rPr>
+        <w:t>dapat</w:t>
+      </w:r>
+      <w:proofErr w:type="spellEnd"/>
+      <w:r>
+        <w:rPr>
+          <w:lang w:val="en-GB"/>
+        </w:rPr>
+        <w:t xml:space="preserve"> </w:t>
+      </w:r>
+      <w:proofErr w:type="spellStart"/>
       <w:r>
         <w:rPr>
           <w:b/>
@@ -993,12 +2670,28 @@
         </w:rPr>
         <w:t>menambah</w:t>
       </w:r>
-      <w:r>
-        <w:rPr>
-          <w:lang w:val="en-GB"/>
-        </w:rPr>
-        <w:t xml:space="preserve"> release per project, dan dapat </w:t>
-      </w:r>
+      <w:proofErr w:type="spellEnd"/>
+      <w:r>
+        <w:rPr>
+          <w:lang w:val="en-GB"/>
+        </w:rPr>
+        <w:t xml:space="preserve"> release per project, dan </w:t>
+      </w:r>
+      <w:proofErr w:type="spellStart"/>
+      <w:r>
+        <w:rPr>
+          <w:lang w:val="en-GB"/>
+        </w:rPr>
+        <w:t>dapat</w:t>
+      </w:r>
+      <w:proofErr w:type="spellEnd"/>
+      <w:r>
+        <w:rPr>
+          <w:lang w:val="en-GB"/>
+        </w:rPr>
+        <w:t xml:space="preserve"> </w:t>
+      </w:r>
+      <w:proofErr w:type="spellStart"/>
       <w:r>
         <w:rPr>
           <w:b/>
@@ -1008,12 +2701,63 @@
         </w:rPr>
         <w:t>menambah</w:t>
       </w:r>
-      <w:r>
-        <w:rPr>
-          <w:lang w:val="en-GB"/>
-        </w:rPr>
-        <w:t xml:space="preserve"> project lainnya dengan button-button yang sudah disediakan</w:t>
-      </w:r>
+      <w:proofErr w:type="spellEnd"/>
+      <w:r>
+        <w:rPr>
+          <w:lang w:val="en-GB"/>
+        </w:rPr>
+        <w:t xml:space="preserve"> project </w:t>
+      </w:r>
+      <w:proofErr w:type="spellStart"/>
+      <w:r>
+        <w:rPr>
+          <w:lang w:val="en-GB"/>
+        </w:rPr>
+        <w:t>lainnya</w:t>
+      </w:r>
+      <w:proofErr w:type="spellEnd"/>
+      <w:r>
+        <w:rPr>
+          <w:lang w:val="en-GB"/>
+        </w:rPr>
+        <w:t xml:space="preserve"> </w:t>
+      </w:r>
+      <w:proofErr w:type="spellStart"/>
+      <w:r>
+        <w:rPr>
+          <w:lang w:val="en-GB"/>
+        </w:rPr>
+        <w:t>dengan</w:t>
+      </w:r>
+      <w:proofErr w:type="spellEnd"/>
+      <w:r>
+        <w:rPr>
+          <w:lang w:val="en-GB"/>
+        </w:rPr>
+        <w:t xml:space="preserve"> button-button yang </w:t>
+      </w:r>
+      <w:proofErr w:type="spellStart"/>
+      <w:r>
+        <w:rPr>
+          <w:lang w:val="en-GB"/>
+        </w:rPr>
+        <w:t>sudah</w:t>
+      </w:r>
+      <w:proofErr w:type="spellEnd"/>
+      <w:r>
+        <w:rPr>
+          <w:lang w:val="en-GB"/>
+        </w:rPr>
+        <w:t xml:space="preserve"> </w:t>
+      </w:r>
+      <w:proofErr w:type="spellStart"/>
+      <w:r>
+        <w:rPr>
+          <w:lang w:val="en-GB"/>
+        </w:rPr>
+        <w:t>disediakan</w:t>
+      </w:r>
+      <w:proofErr w:type="spellEnd"/>
       <w:r>
         <w:rPr>
           <w:noProof/>
@@ -1066,7 +2810,35 @@
         <w:rPr>
           <w:lang w:val="en-GB"/>
         </w:rPr>
-        <w:t>Lalu terdapat tombol “Spark”</w:t>
+        <w:t xml:space="preserve">Lalu </w:t>
+      </w:r>
+      <w:proofErr w:type="spellStart"/>
+      <w:r>
+        <w:rPr>
+          <w:lang w:val="en-GB"/>
+        </w:rPr>
+        <w:t>terdapat</w:t>
+      </w:r>
+      <w:proofErr w:type="spellEnd"/>
+      <w:r>
+        <w:rPr>
+          <w:lang w:val="en-GB"/>
+        </w:rPr>
+        <w:t xml:space="preserve"> </w:t>
+      </w:r>
+      <w:proofErr w:type="spellStart"/>
+      <w:r>
+        <w:rPr>
+          <w:lang w:val="en-GB"/>
+        </w:rPr>
+        <w:t>tombol</w:t>
+      </w:r>
+      <w:proofErr w:type="spellEnd"/>
+      <w:r>
+        <w:rPr>
+          <w:lang w:val="en-GB"/>
+        </w:rPr>
+        <w:t xml:space="preserve"> “Spark”</w:t>
       </w:r>
       <w:r>
         <w:rPr>
@@ -1119,8 +2891,58 @@
         <w:rPr>
           <w:lang w:val="en-GB"/>
         </w:rPr>
-        <w:t xml:space="preserve"> yang dapat di klik dan memunculkan pop up baru</w:t>
-      </w:r>
+        <w:t xml:space="preserve"> yang </w:t>
+      </w:r>
+      <w:proofErr w:type="spellStart"/>
+      <w:r>
+        <w:rPr>
+          <w:lang w:val="en-GB"/>
+        </w:rPr>
+        <w:t>dapat</w:t>
+      </w:r>
+      <w:proofErr w:type="spellEnd"/>
+      <w:r>
+        <w:rPr>
+          <w:lang w:val="en-GB"/>
+        </w:rPr>
+        <w:t xml:space="preserve"> di </w:t>
+      </w:r>
+      <w:proofErr w:type="spellStart"/>
+      <w:r>
+        <w:rPr>
+          <w:lang w:val="en-GB"/>
+        </w:rPr>
+        <w:t>klik</w:t>
+      </w:r>
+      <w:proofErr w:type="spellEnd"/>
+      <w:r>
+        <w:rPr>
+          <w:lang w:val="en-GB"/>
+        </w:rPr>
+        <w:t xml:space="preserve"> dan </w:t>
+      </w:r>
+      <w:proofErr w:type="spellStart"/>
+      <w:r>
+        <w:rPr>
+          <w:lang w:val="en-GB"/>
+        </w:rPr>
+        <w:t>memunculkan</w:t>
+      </w:r>
+      <w:proofErr w:type="spellEnd"/>
+      <w:r>
+        <w:rPr>
+          <w:lang w:val="en-GB"/>
+        </w:rPr>
+        <w:t xml:space="preserve"> pop up </w:t>
+      </w:r>
+      <w:proofErr w:type="spellStart"/>
+      <w:r>
+        <w:rPr>
+          <w:lang w:val="en-GB"/>
+        </w:rPr>
+        <w:t>baru</w:t>
+      </w:r>
+      <w:proofErr w:type="spellEnd"/>
       <w:r>
         <w:rPr>
           <w:lang w:val="en-GB"/>
@@ -1175,25 +2997,480 @@
           <w:lang w:val="en-GB"/>
         </w:rPr>
       </w:pPr>
-      <w:r>
-        <w:rPr>
-          <w:lang w:val="en-GB"/>
-        </w:rPr>
-        <w:t>Dengan adanya data ini, kalian dapat paste data bpro, changes id, dan release id tanpa harus menginput satu per satu kedalam field yang sudah disediakan.</w:t>
+      <w:proofErr w:type="spellStart"/>
+      <w:r>
+        <w:rPr>
+          <w:lang w:val="en-GB"/>
+        </w:rPr>
+        <w:t>Dengan</w:t>
+      </w:r>
+      <w:proofErr w:type="spellEnd"/>
+      <w:r>
+        <w:rPr>
+          <w:lang w:val="en-GB"/>
+        </w:rPr>
+        <w:t xml:space="preserve"> </w:t>
+      </w:r>
+      <w:proofErr w:type="spellStart"/>
+      <w:r>
+        <w:rPr>
+          <w:lang w:val="en-GB"/>
+        </w:rPr>
+        <w:t>adanya</w:t>
+      </w:r>
+      <w:proofErr w:type="spellEnd"/>
+      <w:r>
+        <w:rPr>
+          <w:lang w:val="en-GB"/>
+        </w:rPr>
+        <w:t xml:space="preserve"> data </w:t>
+      </w:r>
+      <w:proofErr w:type="spellStart"/>
+      <w:r>
+        <w:rPr>
+          <w:lang w:val="en-GB"/>
+        </w:rPr>
+        <w:t>ini</w:t>
+      </w:r>
+      <w:proofErr w:type="spellEnd"/>
+      <w:r>
+        <w:rPr>
+          <w:lang w:val="en-GB"/>
+        </w:rPr>
+        <w:t xml:space="preserve">, kalian </w:t>
+      </w:r>
+      <w:proofErr w:type="spellStart"/>
+      <w:r>
+        <w:rPr>
+          <w:lang w:val="en-GB"/>
+        </w:rPr>
+        <w:t>dapat</w:t>
+      </w:r>
+      <w:proofErr w:type="spellEnd"/>
+      <w:r>
+        <w:rPr>
+          <w:lang w:val="en-GB"/>
+        </w:rPr>
+        <w:t xml:space="preserve"> paste data </w:t>
+      </w:r>
+      <w:proofErr w:type="spellStart"/>
+      <w:r>
+        <w:rPr>
+          <w:lang w:val="en-GB"/>
+        </w:rPr>
+        <w:t>bpro</w:t>
+      </w:r>
+      <w:proofErr w:type="spellEnd"/>
+      <w:r>
+        <w:rPr>
+          <w:lang w:val="en-GB"/>
+        </w:rPr>
+        <w:t xml:space="preserve">, changes id, dan release id </w:t>
+      </w:r>
+      <w:proofErr w:type="spellStart"/>
+      <w:r>
+        <w:rPr>
+          <w:lang w:val="en-GB"/>
+        </w:rPr>
+        <w:t>tanpa</w:t>
+      </w:r>
+      <w:proofErr w:type="spellEnd"/>
+      <w:r>
+        <w:rPr>
+          <w:lang w:val="en-GB"/>
+        </w:rPr>
+        <w:t xml:space="preserve"> </w:t>
+      </w:r>
+      <w:proofErr w:type="spellStart"/>
+      <w:r>
+        <w:rPr>
+          <w:lang w:val="en-GB"/>
+        </w:rPr>
+        <w:t>harus</w:t>
+      </w:r>
+      <w:proofErr w:type="spellEnd"/>
+      <w:r>
+        <w:rPr>
+          <w:lang w:val="en-GB"/>
+        </w:rPr>
+        <w:t xml:space="preserve"> </w:t>
+      </w:r>
+      <w:proofErr w:type="spellStart"/>
+      <w:r>
+        <w:rPr>
+          <w:lang w:val="en-GB"/>
+        </w:rPr>
+        <w:t>menginput</w:t>
+      </w:r>
+      <w:proofErr w:type="spellEnd"/>
+      <w:r>
+        <w:rPr>
+          <w:lang w:val="en-GB"/>
+        </w:rPr>
+        <w:t xml:space="preserve"> </w:t>
+      </w:r>
+      <w:proofErr w:type="spellStart"/>
+      <w:r>
+        <w:rPr>
+          <w:lang w:val="en-GB"/>
+        </w:rPr>
+        <w:t>satu</w:t>
+      </w:r>
+      <w:proofErr w:type="spellEnd"/>
+      <w:r>
+        <w:rPr>
+          <w:lang w:val="en-GB"/>
+        </w:rPr>
+        <w:t xml:space="preserve"> per </w:t>
+      </w:r>
+      <w:proofErr w:type="spellStart"/>
+      <w:r>
+        <w:rPr>
+          <w:lang w:val="en-GB"/>
+        </w:rPr>
+        <w:t>satu</w:t>
+      </w:r>
+      <w:proofErr w:type="spellEnd"/>
+      <w:r>
+        <w:rPr>
+          <w:lang w:val="en-GB"/>
+        </w:rPr>
+        <w:t xml:space="preserve"> </w:t>
+      </w:r>
+      <w:proofErr w:type="spellStart"/>
+      <w:r>
+        <w:rPr>
+          <w:lang w:val="en-GB"/>
+        </w:rPr>
+        <w:t>kedalam</w:t>
+      </w:r>
+      <w:proofErr w:type="spellEnd"/>
+      <w:r>
+        <w:rPr>
+          <w:lang w:val="en-GB"/>
+        </w:rPr>
+        <w:t xml:space="preserve"> field yang </w:t>
+      </w:r>
+      <w:proofErr w:type="spellStart"/>
+      <w:r>
+        <w:rPr>
+          <w:lang w:val="en-GB"/>
+        </w:rPr>
+        <w:t>sudah</w:t>
+      </w:r>
+      <w:proofErr w:type="spellEnd"/>
+      <w:r>
+        <w:rPr>
+          <w:lang w:val="en-GB"/>
+        </w:rPr>
+        <w:t xml:space="preserve"> </w:t>
+      </w:r>
+      <w:proofErr w:type="spellStart"/>
+      <w:r>
+        <w:rPr>
+          <w:lang w:val="en-GB"/>
+        </w:rPr>
+        <w:t>disediakan</w:t>
+      </w:r>
+      <w:proofErr w:type="spellEnd"/>
+      <w:r>
+        <w:rPr>
+          <w:lang w:val="en-GB"/>
+        </w:rPr>
+        <w:t>.</w:t>
       </w:r>
       <w:r>
         <w:rPr>
           <w:lang w:val="en-GB"/>
         </w:rPr>
         <w:br/>
-        <w:t>Namun ingat, ada rules yang kalian harus ikuti untuk dapat membuat import data ini bekejra dengan baik.</w:t>
+      </w:r>
+      <w:proofErr w:type="spellStart"/>
+      <w:r>
+        <w:rPr>
+          <w:lang w:val="en-GB"/>
+        </w:rPr>
+        <w:t>Namun</w:t>
+      </w:r>
+      <w:proofErr w:type="spellEnd"/>
+      <w:r>
+        <w:rPr>
+          <w:lang w:val="en-GB"/>
+        </w:rPr>
+        <w:t xml:space="preserve"> </w:t>
+      </w:r>
+      <w:proofErr w:type="spellStart"/>
+      <w:r>
+        <w:rPr>
+          <w:lang w:val="en-GB"/>
+        </w:rPr>
+        <w:t>ingat</w:t>
+      </w:r>
+      <w:proofErr w:type="spellEnd"/>
+      <w:r>
+        <w:rPr>
+          <w:lang w:val="en-GB"/>
+        </w:rPr>
+        <w:t xml:space="preserve">, </w:t>
+      </w:r>
+      <w:proofErr w:type="spellStart"/>
+      <w:r>
+        <w:rPr>
+          <w:lang w:val="en-GB"/>
+        </w:rPr>
+        <w:t>ada</w:t>
+      </w:r>
+      <w:proofErr w:type="spellEnd"/>
+      <w:r>
+        <w:rPr>
+          <w:lang w:val="en-GB"/>
+        </w:rPr>
+        <w:t xml:space="preserve"> rules yang kalian </w:t>
+      </w:r>
+      <w:proofErr w:type="spellStart"/>
+      <w:r>
+        <w:rPr>
+          <w:lang w:val="en-GB"/>
+        </w:rPr>
+        <w:t>harus</w:t>
+      </w:r>
+      <w:proofErr w:type="spellEnd"/>
+      <w:r>
+        <w:rPr>
+          <w:lang w:val="en-GB"/>
+        </w:rPr>
+        <w:t xml:space="preserve"> </w:t>
+      </w:r>
+      <w:proofErr w:type="spellStart"/>
+      <w:r>
+        <w:rPr>
+          <w:lang w:val="en-GB"/>
+        </w:rPr>
+        <w:t>ikuti</w:t>
+      </w:r>
+      <w:proofErr w:type="spellEnd"/>
+      <w:r>
+        <w:rPr>
+          <w:lang w:val="en-GB"/>
+        </w:rPr>
+        <w:t xml:space="preserve"> </w:t>
+      </w:r>
+      <w:proofErr w:type="spellStart"/>
+      <w:r>
+        <w:rPr>
+          <w:lang w:val="en-GB"/>
+        </w:rPr>
+        <w:t>untuk</w:t>
+      </w:r>
+      <w:proofErr w:type="spellEnd"/>
+      <w:r>
+        <w:rPr>
+          <w:lang w:val="en-GB"/>
+        </w:rPr>
+        <w:t xml:space="preserve"> </w:t>
+      </w:r>
+      <w:proofErr w:type="spellStart"/>
+      <w:r>
+        <w:rPr>
+          <w:lang w:val="en-GB"/>
+        </w:rPr>
+        <w:t>dapat</w:t>
+      </w:r>
+      <w:proofErr w:type="spellEnd"/>
+      <w:r>
+        <w:rPr>
+          <w:lang w:val="en-GB"/>
+        </w:rPr>
+        <w:t xml:space="preserve"> </w:t>
+      </w:r>
+      <w:proofErr w:type="spellStart"/>
+      <w:r>
+        <w:rPr>
+          <w:lang w:val="en-GB"/>
+        </w:rPr>
+        <w:t>membuat</w:t>
+      </w:r>
+      <w:proofErr w:type="spellEnd"/>
+      <w:r>
+        <w:rPr>
+          <w:lang w:val="en-GB"/>
+        </w:rPr>
+        <w:t xml:space="preserve"> import data </w:t>
+      </w:r>
+      <w:proofErr w:type="spellStart"/>
+      <w:r>
+        <w:rPr>
+          <w:lang w:val="en-GB"/>
+        </w:rPr>
+        <w:t>ini</w:t>
+      </w:r>
+      <w:proofErr w:type="spellEnd"/>
+      <w:r>
+        <w:rPr>
+          <w:lang w:val="en-GB"/>
+        </w:rPr>
+        <w:t xml:space="preserve"> </w:t>
+      </w:r>
+      <w:proofErr w:type="spellStart"/>
+      <w:r>
+        <w:rPr>
+          <w:lang w:val="en-GB"/>
+        </w:rPr>
+        <w:t>bekejra</w:t>
+      </w:r>
+      <w:proofErr w:type="spellEnd"/>
+      <w:r>
+        <w:rPr>
+          <w:lang w:val="en-GB"/>
+        </w:rPr>
+        <w:t xml:space="preserve"> </w:t>
+      </w:r>
+      <w:proofErr w:type="spellStart"/>
+      <w:r>
+        <w:rPr>
+          <w:lang w:val="en-GB"/>
+        </w:rPr>
+        <w:t>dengan</w:t>
+      </w:r>
+      <w:proofErr w:type="spellEnd"/>
+      <w:r>
+        <w:rPr>
+          <w:lang w:val="en-GB"/>
+        </w:rPr>
+        <w:t xml:space="preserve"> </w:t>
+      </w:r>
+      <w:proofErr w:type="spellStart"/>
+      <w:r>
+        <w:rPr>
+          <w:lang w:val="en-GB"/>
+        </w:rPr>
+        <w:t>baik</w:t>
+      </w:r>
+      <w:proofErr w:type="spellEnd"/>
+      <w:r>
+        <w:rPr>
+          <w:lang w:val="en-GB"/>
+        </w:rPr>
+        <w:t>.</w:t>
       </w:r>
       <w:r>
         <w:rPr>
           <w:lang w:val="en-GB"/>
         </w:rPr>
         <w:br/>
-        <w:t xml:space="preserve">1. Ketika paste data, harap diperhatikan bahwa data yang digunakan berurutan dengan nama pasangannya. Contoh: </w:t>
+        <w:t xml:space="preserve">1. Ketika paste data, </w:t>
+      </w:r>
+      <w:proofErr w:type="spellStart"/>
+      <w:r>
+        <w:rPr>
+          <w:lang w:val="en-GB"/>
+        </w:rPr>
+        <w:t>harap</w:t>
+      </w:r>
+      <w:proofErr w:type="spellEnd"/>
+      <w:r>
+        <w:rPr>
+          <w:lang w:val="en-GB"/>
+        </w:rPr>
+        <w:t xml:space="preserve"> </w:t>
+      </w:r>
+      <w:proofErr w:type="spellStart"/>
+      <w:r>
+        <w:rPr>
+          <w:lang w:val="en-GB"/>
+        </w:rPr>
+        <w:t>diperhatikan</w:t>
+      </w:r>
+      <w:proofErr w:type="spellEnd"/>
+      <w:r>
+        <w:rPr>
+          <w:lang w:val="en-GB"/>
+        </w:rPr>
+        <w:t xml:space="preserve"> </w:t>
+      </w:r>
+      <w:proofErr w:type="spellStart"/>
+      <w:r>
+        <w:rPr>
+          <w:lang w:val="en-GB"/>
+        </w:rPr>
+        <w:t>bahwa</w:t>
+      </w:r>
+      <w:proofErr w:type="spellEnd"/>
+      <w:r>
+        <w:rPr>
+          <w:lang w:val="en-GB"/>
+        </w:rPr>
+        <w:t xml:space="preserve"> data yang </w:t>
+      </w:r>
+      <w:proofErr w:type="spellStart"/>
+      <w:r>
+        <w:rPr>
+          <w:lang w:val="en-GB"/>
+        </w:rPr>
+        <w:t>digunakan</w:t>
+      </w:r>
+      <w:proofErr w:type="spellEnd"/>
+      <w:r>
+        <w:rPr>
+          <w:lang w:val="en-GB"/>
+        </w:rPr>
+        <w:t xml:space="preserve"> </w:t>
+      </w:r>
+      <w:proofErr w:type="spellStart"/>
+      <w:r>
+        <w:rPr>
+          <w:lang w:val="en-GB"/>
+        </w:rPr>
+        <w:t>berurutan</w:t>
+      </w:r>
+      <w:proofErr w:type="spellEnd"/>
+      <w:r>
+        <w:rPr>
+          <w:lang w:val="en-GB"/>
+        </w:rPr>
+        <w:t xml:space="preserve"> </w:t>
+      </w:r>
+      <w:proofErr w:type="spellStart"/>
+      <w:r>
+        <w:rPr>
+          <w:lang w:val="en-GB"/>
+        </w:rPr>
+        <w:t>dengan</w:t>
+      </w:r>
+      <w:proofErr w:type="spellEnd"/>
+      <w:r>
+        <w:rPr>
+          <w:lang w:val="en-GB"/>
+        </w:rPr>
+        <w:t xml:space="preserve"> nama </w:t>
+      </w:r>
+      <w:proofErr w:type="spellStart"/>
+      <w:r>
+        <w:rPr>
+          <w:lang w:val="en-GB"/>
+        </w:rPr>
+        <w:t>pasangannya</w:t>
+      </w:r>
+      <w:proofErr w:type="spellEnd"/>
+      <w:r>
+        <w:rPr>
+          <w:lang w:val="en-GB"/>
+        </w:rPr>
+        <w:t xml:space="preserve">. </w:t>
+      </w:r>
+      <w:proofErr w:type="spellStart"/>
+      <w:r>
+        <w:rPr>
+          <w:lang w:val="en-GB"/>
+        </w:rPr>
+        <w:t>Contoh</w:t>
+      </w:r>
+      <w:proofErr w:type="spellEnd"/>
+      <w:r>
+        <w:rPr>
+          <w:lang w:val="en-GB"/>
+        </w:rPr>
+        <w:t xml:space="preserve">: </w:t>
       </w:r>
     </w:p>
     <w:p>
@@ -1231,7 +3508,49 @@
         <w:rPr>
           <w:lang w:val="en-GB"/>
         </w:rPr>
-        <w:t xml:space="preserve">Enhancement Fitur Cetak Ulang Bukti Transaksi </w:t>
+        <w:t xml:space="preserve">Enhancement Fitur </w:t>
+      </w:r>
+      <w:proofErr w:type="spellStart"/>
+      <w:r>
+        <w:rPr>
+          <w:lang w:val="en-GB"/>
+        </w:rPr>
+        <w:t>Cetak</w:t>
+      </w:r>
+      <w:proofErr w:type="spellEnd"/>
+      <w:r>
+        <w:rPr>
+          <w:lang w:val="en-GB"/>
+        </w:rPr>
+        <w:t xml:space="preserve"> </w:t>
+      </w:r>
+      <w:proofErr w:type="spellStart"/>
+      <w:r>
+        <w:rPr>
+          <w:lang w:val="en-GB"/>
+        </w:rPr>
+        <w:t>Ulang</w:t>
+      </w:r>
+      <w:proofErr w:type="spellEnd"/>
+      <w:r>
+        <w:rPr>
+          <w:lang w:val="en-GB"/>
+        </w:rPr>
+        <w:t xml:space="preserve"> Bukti </w:t>
+      </w:r>
+      <w:proofErr w:type="spellStart"/>
+      <w:r>
+        <w:rPr>
+          <w:lang w:val="en-GB"/>
+        </w:rPr>
+        <w:t>Transaksi</w:t>
+      </w:r>
+      <w:proofErr w:type="spellEnd"/>
+      <w:r>
+        <w:rPr>
+          <w:lang w:val="en-GB"/>
+        </w:rPr>
+        <w:t xml:space="preserve"> </w:t>
       </w:r>
       <w:r>
         <w:rPr>
@@ -1326,16 +3645,81 @@
         <w:rPr>
           <w:lang w:val="en-GB"/>
         </w:rPr>
-        <w:t>Lalu klik preview mapping maka akan seperti ini</w:t>
-      </w:r>
-      <w:r>
-        <w:rPr>
-          <w:noProof/>
-        </w:rPr>
-        <w:t xml:space="preserve"> </w:t>
-      </w:r>
-      <w:r>
-        <w:rPr>
+        <w:t xml:space="preserve">Lalu </w:t>
+      </w:r>
+      <w:proofErr w:type="spellStart"/>
+      <w:r>
+        <w:rPr>
+          <w:lang w:val="en-GB"/>
+        </w:rPr>
+        <w:t>klik</w:t>
+      </w:r>
+      <w:proofErr w:type="spellEnd"/>
+      <w:r>
+        <w:rPr>
+          <w:lang w:val="en-GB"/>
+        </w:rPr>
+        <w:t xml:space="preserve"> preview mapping </w:t>
+      </w:r>
+      <w:proofErr w:type="spellStart"/>
+      <w:r>
+        <w:rPr>
+          <w:lang w:val="en-GB"/>
+        </w:rPr>
+        <w:t>maka</w:t>
+      </w:r>
+      <w:proofErr w:type="spellEnd"/>
+      <w:r>
+        <w:rPr>
+          <w:lang w:val="en-GB"/>
+        </w:rPr>
+        <w:t xml:space="preserve"> </w:t>
+      </w:r>
+      <w:proofErr w:type="spellStart"/>
+      <w:r>
+        <w:rPr>
+          <w:lang w:val="en-GB"/>
+        </w:rPr>
+        <w:t>akan</w:t>
+      </w:r>
+      <w:proofErr w:type="spellEnd"/>
+      <w:r>
+        <w:rPr>
+          <w:lang w:val="en-GB"/>
+        </w:rPr>
+        <w:t xml:space="preserve"> </w:t>
+      </w:r>
+      <w:proofErr w:type="spellStart"/>
+      <w:r>
+        <w:rPr>
+          <w:lang w:val="en-GB"/>
+        </w:rPr>
+        <w:t>seperti</w:t>
+      </w:r>
+      <w:proofErr w:type="spellEnd"/>
+      <w:r>
+        <w:rPr>
+          <w:lang w:val="en-GB"/>
+        </w:rPr>
+        <w:t xml:space="preserve"> </w:t>
+      </w:r>
+      <w:proofErr w:type="spellStart"/>
+      <w:r>
+        <w:rPr>
+          <w:lang w:val="en-GB"/>
+        </w:rPr>
+        <w:t>ini</w:t>
+      </w:r>
+      <w:proofErr w:type="spellEnd"/>
+      <w:r>
+        <w:rPr>
+          <w:noProof/>
+        </w:rPr>
+        <w:t xml:space="preserve"> </w:t>
+      </w:r>
+      <w:r>
+        <w:rPr>
+          <w:noProof/>
           <w:lang w:val="en-GB"/>
         </w:rPr>
         <w:drawing>
@@ -1392,7 +3776,35 @@
         <w:rPr>
           <w:lang w:val="en-GB"/>
         </w:rPr>
-        <w:t xml:space="preserve">Lalu tinggal di apply ke table </w:t>
+        <w:t xml:space="preserve">Lalu </w:t>
+      </w:r>
+      <w:proofErr w:type="spellStart"/>
+      <w:r>
+        <w:rPr>
+          <w:lang w:val="en-GB"/>
+        </w:rPr>
+        <w:t>tinggal</w:t>
+      </w:r>
+      <w:proofErr w:type="spellEnd"/>
+      <w:r>
+        <w:rPr>
+          <w:lang w:val="en-GB"/>
+        </w:rPr>
+        <w:t xml:space="preserve"> di apply </w:t>
+      </w:r>
+      <w:proofErr w:type="spellStart"/>
+      <w:r>
+        <w:rPr>
+          <w:lang w:val="en-GB"/>
+        </w:rPr>
+        <w:t>ke</w:t>
+      </w:r>
+      <w:proofErr w:type="spellEnd"/>
+      <w:r>
+        <w:rPr>
+          <w:lang w:val="en-GB"/>
+        </w:rPr>
+        <w:t xml:space="preserve"> table </w:t>
       </w:r>
     </w:p>
     <w:p>
@@ -1403,6 +3815,7 @@
       </w:pPr>
       <w:r>
         <w:rPr>
+          <w:noProof/>
           <w:lang w:val="en-GB"/>
         </w:rPr>
         <w:lastRenderedPageBreak/>
@@ -1460,7 +3873,231 @@
         <w:rPr>
           <w:lang w:val="en-GB"/>
         </w:rPr>
-        <w:t>Jadi tidak harus berurutan antara BPRO, Changes ID, dan Release ID. Tapi harus sepasang dengan nama yang bersangkutan. Jika tidak sepasang maka akan dikosongkan Namanya dan tetap dapat di import ke table</w:t>
+        <w:t xml:space="preserve">Jadi </w:t>
+      </w:r>
+      <w:proofErr w:type="spellStart"/>
+      <w:r>
+        <w:rPr>
+          <w:lang w:val="en-GB"/>
+        </w:rPr>
+        <w:t>tidak</w:t>
+      </w:r>
+      <w:proofErr w:type="spellEnd"/>
+      <w:r>
+        <w:rPr>
+          <w:lang w:val="en-GB"/>
+        </w:rPr>
+        <w:t xml:space="preserve"> </w:t>
+      </w:r>
+      <w:proofErr w:type="spellStart"/>
+      <w:r>
+        <w:rPr>
+          <w:lang w:val="en-GB"/>
+        </w:rPr>
+        <w:t>harus</w:t>
+      </w:r>
+      <w:proofErr w:type="spellEnd"/>
+      <w:r>
+        <w:rPr>
+          <w:lang w:val="en-GB"/>
+        </w:rPr>
+        <w:t xml:space="preserve"> </w:t>
+      </w:r>
+      <w:proofErr w:type="spellStart"/>
+      <w:r>
+        <w:rPr>
+          <w:lang w:val="en-GB"/>
+        </w:rPr>
+        <w:t>berurutan</w:t>
+      </w:r>
+      <w:proofErr w:type="spellEnd"/>
+      <w:r>
+        <w:rPr>
+          <w:lang w:val="en-GB"/>
+        </w:rPr>
+        <w:t xml:space="preserve"> </w:t>
+      </w:r>
+      <w:proofErr w:type="spellStart"/>
+      <w:r>
+        <w:rPr>
+          <w:lang w:val="en-GB"/>
+        </w:rPr>
+        <w:t>antara</w:t>
+      </w:r>
+      <w:proofErr w:type="spellEnd"/>
+      <w:r>
+        <w:rPr>
+          <w:lang w:val="en-GB"/>
+        </w:rPr>
+        <w:t xml:space="preserve"> BPRO, Changes ID, dan Release ID. Tapi </w:t>
+      </w:r>
+      <w:proofErr w:type="spellStart"/>
+      <w:r>
+        <w:rPr>
+          <w:lang w:val="en-GB"/>
+        </w:rPr>
+        <w:t>harus</w:t>
+      </w:r>
+      <w:proofErr w:type="spellEnd"/>
+      <w:r>
+        <w:rPr>
+          <w:lang w:val="en-GB"/>
+        </w:rPr>
+        <w:t xml:space="preserve"> </w:t>
+      </w:r>
+      <w:proofErr w:type="spellStart"/>
+      <w:r>
+        <w:rPr>
+          <w:lang w:val="en-GB"/>
+        </w:rPr>
+        <w:t>sepasang</w:t>
+      </w:r>
+      <w:proofErr w:type="spellEnd"/>
+      <w:r>
+        <w:rPr>
+          <w:lang w:val="en-GB"/>
+        </w:rPr>
+        <w:t xml:space="preserve"> </w:t>
+      </w:r>
+      <w:proofErr w:type="spellStart"/>
+      <w:r>
+        <w:rPr>
+          <w:lang w:val="en-GB"/>
+        </w:rPr>
+        <w:t>dengan</w:t>
+      </w:r>
+      <w:proofErr w:type="spellEnd"/>
+      <w:r>
+        <w:rPr>
+          <w:lang w:val="en-GB"/>
+        </w:rPr>
+        <w:t xml:space="preserve"> nama yang </w:t>
+      </w:r>
+      <w:proofErr w:type="spellStart"/>
+      <w:r>
+        <w:rPr>
+          <w:lang w:val="en-GB"/>
+        </w:rPr>
+        <w:t>bersangkutan</w:t>
+      </w:r>
+      <w:proofErr w:type="spellEnd"/>
+      <w:r>
+        <w:rPr>
+          <w:lang w:val="en-GB"/>
+        </w:rPr>
+        <w:t xml:space="preserve">. Jika </w:t>
+      </w:r>
+      <w:proofErr w:type="spellStart"/>
+      <w:r>
+        <w:rPr>
+          <w:lang w:val="en-GB"/>
+        </w:rPr>
+        <w:t>tidak</w:t>
+      </w:r>
+      <w:proofErr w:type="spellEnd"/>
+      <w:r>
+        <w:rPr>
+          <w:lang w:val="en-GB"/>
+        </w:rPr>
+        <w:t xml:space="preserve"> </w:t>
+      </w:r>
+      <w:proofErr w:type="spellStart"/>
+      <w:r>
+        <w:rPr>
+          <w:lang w:val="en-GB"/>
+        </w:rPr>
+        <w:t>sepasang</w:t>
+      </w:r>
+      <w:proofErr w:type="spellEnd"/>
+      <w:r>
+        <w:rPr>
+          <w:lang w:val="en-GB"/>
+        </w:rPr>
+        <w:t xml:space="preserve"> </w:t>
+      </w:r>
+      <w:proofErr w:type="spellStart"/>
+      <w:r>
+        <w:rPr>
+          <w:lang w:val="en-GB"/>
+        </w:rPr>
+        <w:t>maka</w:t>
+      </w:r>
+      <w:proofErr w:type="spellEnd"/>
+      <w:r>
+        <w:rPr>
+          <w:lang w:val="en-GB"/>
+        </w:rPr>
+        <w:t xml:space="preserve"> </w:t>
+      </w:r>
+      <w:proofErr w:type="spellStart"/>
+      <w:r>
+        <w:rPr>
+          <w:lang w:val="en-GB"/>
+        </w:rPr>
+        <w:t>akan</w:t>
+      </w:r>
+      <w:proofErr w:type="spellEnd"/>
+      <w:r>
+        <w:rPr>
+          <w:lang w:val="en-GB"/>
+        </w:rPr>
+        <w:t xml:space="preserve"> </w:t>
+      </w:r>
+      <w:proofErr w:type="spellStart"/>
+      <w:r>
+        <w:rPr>
+          <w:lang w:val="en-GB"/>
+        </w:rPr>
+        <w:t>dikosongkan</w:t>
+      </w:r>
+      <w:proofErr w:type="spellEnd"/>
+      <w:r>
+        <w:rPr>
+          <w:lang w:val="en-GB"/>
+        </w:rPr>
+        <w:t xml:space="preserve"> Namanya dan </w:t>
+      </w:r>
+      <w:proofErr w:type="spellStart"/>
+      <w:r>
+        <w:rPr>
+          <w:lang w:val="en-GB"/>
+        </w:rPr>
+        <w:t>tetap</w:t>
+      </w:r>
+      <w:proofErr w:type="spellEnd"/>
+      <w:r>
+        <w:rPr>
+          <w:lang w:val="en-GB"/>
+        </w:rPr>
+        <w:t xml:space="preserve"> </w:t>
+      </w:r>
+      <w:proofErr w:type="spellStart"/>
+      <w:r>
+        <w:rPr>
+          <w:lang w:val="en-GB"/>
+        </w:rPr>
+        <w:t>dapat</w:t>
+      </w:r>
+      <w:proofErr w:type="spellEnd"/>
+      <w:r>
+        <w:rPr>
+          <w:lang w:val="en-GB"/>
+        </w:rPr>
+        <w:t xml:space="preserve"> di import </w:t>
+      </w:r>
+      <w:proofErr w:type="spellStart"/>
+      <w:r>
+        <w:rPr>
+          <w:lang w:val="en-GB"/>
+        </w:rPr>
+        <w:t>ke</w:t>
+      </w:r>
+      <w:proofErr w:type="spellEnd"/>
+      <w:r>
+        <w:rPr>
+          <w:lang w:val="en-GB"/>
+        </w:rPr>
+        <w:t xml:space="preserve"> table</w:t>
       </w:r>
       <w:r>
         <w:rPr>
@@ -1519,7 +4156,175 @@
         <w:rPr>
           <w:lang w:val="en-GB"/>
         </w:rPr>
-        <w:t>Ini simple aja sih, seperti excel biasa. Jika aktivitas tersebut tidak dilakukan maka bisa pilih strip “-“ pada dropdown.</w:t>
+        <w:t xml:space="preserve">Ini simple </w:t>
+      </w:r>
+      <w:proofErr w:type="spellStart"/>
+      <w:r>
+        <w:rPr>
+          <w:lang w:val="en-GB"/>
+        </w:rPr>
+        <w:t>aja</w:t>
+      </w:r>
+      <w:proofErr w:type="spellEnd"/>
+      <w:r>
+        <w:rPr>
+          <w:lang w:val="en-GB"/>
+        </w:rPr>
+        <w:t xml:space="preserve"> </w:t>
+      </w:r>
+      <w:proofErr w:type="spellStart"/>
+      <w:r>
+        <w:rPr>
+          <w:lang w:val="en-GB"/>
+        </w:rPr>
+        <w:t>sih</w:t>
+      </w:r>
+      <w:proofErr w:type="spellEnd"/>
+      <w:r>
+        <w:rPr>
+          <w:lang w:val="en-GB"/>
+        </w:rPr>
+        <w:t xml:space="preserve">, </w:t>
+      </w:r>
+      <w:proofErr w:type="spellStart"/>
+      <w:r>
+        <w:rPr>
+          <w:lang w:val="en-GB"/>
+        </w:rPr>
+        <w:t>seperti</w:t>
+      </w:r>
+      <w:proofErr w:type="spellEnd"/>
+      <w:r>
+        <w:rPr>
+          <w:lang w:val="en-GB"/>
+        </w:rPr>
+        <w:t xml:space="preserve"> excel </w:t>
+      </w:r>
+      <w:proofErr w:type="spellStart"/>
+      <w:r>
+        <w:rPr>
+          <w:lang w:val="en-GB"/>
+        </w:rPr>
+        <w:t>biasa</w:t>
+      </w:r>
+      <w:proofErr w:type="spellEnd"/>
+      <w:r>
+        <w:rPr>
+          <w:lang w:val="en-GB"/>
+        </w:rPr>
+        <w:t xml:space="preserve">. Jika </w:t>
+      </w:r>
+      <w:proofErr w:type="spellStart"/>
+      <w:r>
+        <w:rPr>
+          <w:lang w:val="en-GB"/>
+        </w:rPr>
+        <w:t>aktivitas</w:t>
+      </w:r>
+      <w:proofErr w:type="spellEnd"/>
+      <w:r>
+        <w:rPr>
+          <w:lang w:val="en-GB"/>
+        </w:rPr>
+        <w:t xml:space="preserve"> </w:t>
+      </w:r>
+      <w:proofErr w:type="spellStart"/>
+      <w:r>
+        <w:rPr>
+          <w:lang w:val="en-GB"/>
+        </w:rPr>
+        <w:t>tersebut</w:t>
+      </w:r>
+      <w:proofErr w:type="spellEnd"/>
+      <w:r>
+        <w:rPr>
+          <w:lang w:val="en-GB"/>
+        </w:rPr>
+        <w:t xml:space="preserve"> </w:t>
+      </w:r>
+      <w:proofErr w:type="spellStart"/>
+      <w:r>
+        <w:rPr>
+          <w:lang w:val="en-GB"/>
+        </w:rPr>
+        <w:t>tidak</w:t>
+      </w:r>
+      <w:proofErr w:type="spellEnd"/>
+      <w:r>
+        <w:rPr>
+          <w:lang w:val="en-GB"/>
+        </w:rPr>
+        <w:t xml:space="preserve"> </w:t>
+      </w:r>
+      <w:proofErr w:type="spellStart"/>
+      <w:r>
+        <w:rPr>
+          <w:lang w:val="en-GB"/>
+        </w:rPr>
+        <w:t>dilakukan</w:t>
+      </w:r>
+      <w:proofErr w:type="spellEnd"/>
+      <w:r>
+        <w:rPr>
+          <w:lang w:val="en-GB"/>
+        </w:rPr>
+        <w:t xml:space="preserve"> </w:t>
+      </w:r>
+      <w:proofErr w:type="spellStart"/>
+      <w:r>
+        <w:rPr>
+          <w:lang w:val="en-GB"/>
+        </w:rPr>
+        <w:t>maka</w:t>
+      </w:r>
+      <w:proofErr w:type="spellEnd"/>
+      <w:r>
+        <w:rPr>
+          <w:lang w:val="en-GB"/>
+        </w:rPr>
+        <w:t xml:space="preserve"> </w:t>
+      </w:r>
+      <w:proofErr w:type="spellStart"/>
+      <w:r>
+        <w:rPr>
+          <w:lang w:val="en-GB"/>
+        </w:rPr>
+        <w:t>bisa</w:t>
+      </w:r>
+      <w:proofErr w:type="spellEnd"/>
+      <w:r>
+        <w:rPr>
+          <w:lang w:val="en-GB"/>
+        </w:rPr>
+        <w:t xml:space="preserve"> </w:t>
+      </w:r>
+      <w:proofErr w:type="spellStart"/>
+      <w:r>
+        <w:rPr>
+          <w:lang w:val="en-GB"/>
+        </w:rPr>
+        <w:t>pilih</w:t>
+      </w:r>
+      <w:proofErr w:type="spellEnd"/>
+      <w:r>
+        <w:rPr>
+          <w:lang w:val="en-GB"/>
+        </w:rPr>
+        <w:t xml:space="preserve"> strip “</w:t>
+      </w:r>
+      <w:proofErr w:type="gramStart"/>
+      <w:r>
+        <w:rPr>
+          <w:lang w:val="en-GB"/>
+        </w:rPr>
+        <w:t>-“ pada</w:t>
+      </w:r>
+      <w:proofErr w:type="gramEnd"/>
+      <w:r>
+        <w:rPr>
+          <w:lang w:val="en-GB"/>
+        </w:rPr>
+        <w:t xml:space="preserve"> dropdown.</w:t>
       </w:r>
     </w:p>
     <w:p>
@@ -1551,14 +4356,24 @@
           <w:bCs/>
           <w:lang w:val="en-GB"/>
         </w:rPr>
-        <w:t>Strategi Implementasi</w:t>
-      </w:r>
+        <w:t xml:space="preserve">Strategi </w:t>
+      </w:r>
+      <w:proofErr w:type="spellStart"/>
       <w:r>
         <w:rPr>
           <w:b/>
           <w:bCs/>
           <w:lang w:val="en-GB"/>
         </w:rPr>
+        <w:t>Implementasi</w:t>
+      </w:r>
+      <w:proofErr w:type="spellEnd"/>
+      <w:r>
+        <w:rPr>
+          <w:b/>
+          <w:bCs/>
+          <w:lang w:val="en-GB"/>
+        </w:rPr>
         <w:t>:</w:t>
       </w:r>
     </w:p>
@@ -1572,7 +4387,189 @@
         <w:rPr>
           <w:lang w:val="en-GB"/>
         </w:rPr>
-        <w:t>Yang ini juga sama seperti excel. Paling kalau ingin nambah aktivitas ada button untuk tambah aktivitas juga di kanan bawah.</w:t>
+        <w:t xml:space="preserve">Yang </w:t>
+      </w:r>
+      <w:proofErr w:type="spellStart"/>
+      <w:r>
+        <w:rPr>
+          <w:lang w:val="en-GB"/>
+        </w:rPr>
+        <w:t>ini</w:t>
+      </w:r>
+      <w:proofErr w:type="spellEnd"/>
+      <w:r>
+        <w:rPr>
+          <w:lang w:val="en-GB"/>
+        </w:rPr>
+        <w:t xml:space="preserve"> juga </w:t>
+      </w:r>
+      <w:proofErr w:type="spellStart"/>
+      <w:r>
+        <w:rPr>
+          <w:lang w:val="en-GB"/>
+        </w:rPr>
+        <w:t>sama</w:t>
+      </w:r>
+      <w:proofErr w:type="spellEnd"/>
+      <w:r>
+        <w:rPr>
+          <w:lang w:val="en-GB"/>
+        </w:rPr>
+        <w:t xml:space="preserve"> </w:t>
+      </w:r>
+      <w:proofErr w:type="spellStart"/>
+      <w:r>
+        <w:rPr>
+          <w:lang w:val="en-GB"/>
+        </w:rPr>
+        <w:t>seperti</w:t>
+      </w:r>
+      <w:proofErr w:type="spellEnd"/>
+      <w:r>
+        <w:rPr>
+          <w:lang w:val="en-GB"/>
+        </w:rPr>
+        <w:t xml:space="preserve"> excel. Paling </w:t>
+      </w:r>
+      <w:proofErr w:type="spellStart"/>
+      <w:r>
+        <w:rPr>
+          <w:lang w:val="en-GB"/>
+        </w:rPr>
+        <w:t>kalau</w:t>
+      </w:r>
+      <w:proofErr w:type="spellEnd"/>
+      <w:r>
+        <w:rPr>
+          <w:lang w:val="en-GB"/>
+        </w:rPr>
+        <w:t xml:space="preserve"> </w:t>
+      </w:r>
+      <w:proofErr w:type="spellStart"/>
+      <w:r>
+        <w:rPr>
+          <w:lang w:val="en-GB"/>
+        </w:rPr>
+        <w:t>ingin</w:t>
+      </w:r>
+      <w:proofErr w:type="spellEnd"/>
+      <w:r>
+        <w:rPr>
+          <w:lang w:val="en-GB"/>
+        </w:rPr>
+        <w:t xml:space="preserve"> </w:t>
+      </w:r>
+      <w:proofErr w:type="spellStart"/>
+      <w:r>
+        <w:rPr>
+          <w:lang w:val="en-GB"/>
+        </w:rPr>
+        <w:t>nambah</w:t>
+      </w:r>
+      <w:proofErr w:type="spellEnd"/>
+      <w:r>
+        <w:rPr>
+          <w:lang w:val="en-GB"/>
+        </w:rPr>
+        <w:t xml:space="preserve"> </w:t>
+      </w:r>
+      <w:proofErr w:type="spellStart"/>
+      <w:r>
+        <w:rPr>
+          <w:lang w:val="en-GB"/>
+        </w:rPr>
+        <w:t>aktivitas</w:t>
+      </w:r>
+      <w:proofErr w:type="spellEnd"/>
+      <w:r>
+        <w:rPr>
+          <w:lang w:val="en-GB"/>
+        </w:rPr>
+        <w:t xml:space="preserve"> </w:t>
+      </w:r>
+      <w:proofErr w:type="spellStart"/>
+      <w:r>
+        <w:rPr>
+          <w:lang w:val="en-GB"/>
+        </w:rPr>
+        <w:t>ada</w:t>
+      </w:r>
+      <w:proofErr w:type="spellEnd"/>
+      <w:r>
+        <w:rPr>
+          <w:lang w:val="en-GB"/>
+        </w:rPr>
+        <w:t xml:space="preserve"> button </w:t>
+      </w:r>
+      <w:proofErr w:type="spellStart"/>
+      <w:r>
+        <w:rPr>
+          <w:lang w:val="en-GB"/>
+        </w:rPr>
+        <w:t>untuk</w:t>
+      </w:r>
+      <w:proofErr w:type="spellEnd"/>
+      <w:r>
+        <w:rPr>
+          <w:lang w:val="en-GB"/>
+        </w:rPr>
+        <w:t xml:space="preserve"> </w:t>
+      </w:r>
+      <w:proofErr w:type="spellStart"/>
+      <w:r>
+        <w:rPr>
+          <w:lang w:val="en-GB"/>
+        </w:rPr>
+        <w:t>tambah</w:t>
+      </w:r>
+      <w:proofErr w:type="spellEnd"/>
+      <w:r>
+        <w:rPr>
+          <w:lang w:val="en-GB"/>
+        </w:rPr>
+        <w:t xml:space="preserve"> </w:t>
+      </w:r>
+      <w:proofErr w:type="spellStart"/>
+      <w:r>
+        <w:rPr>
+          <w:lang w:val="en-GB"/>
+        </w:rPr>
+        <w:t>aktivitas</w:t>
+      </w:r>
+      <w:proofErr w:type="spellEnd"/>
+      <w:r>
+        <w:rPr>
+          <w:lang w:val="en-GB"/>
+        </w:rPr>
+        <w:t xml:space="preserve"> juga di </w:t>
+      </w:r>
+      <w:proofErr w:type="spellStart"/>
+      <w:r>
+        <w:rPr>
+          <w:lang w:val="en-GB"/>
+        </w:rPr>
+        <w:t>kanan</w:t>
+      </w:r>
+      <w:proofErr w:type="spellEnd"/>
+      <w:r>
+        <w:rPr>
+          <w:lang w:val="en-GB"/>
+        </w:rPr>
+        <w:t xml:space="preserve"> </w:t>
+      </w:r>
+      <w:proofErr w:type="spellStart"/>
+      <w:r>
+        <w:rPr>
+          <w:lang w:val="en-GB"/>
+        </w:rPr>
+        <w:t>bawah</w:t>
+      </w:r>
+      <w:proofErr w:type="spellEnd"/>
+      <w:r>
+        <w:rPr>
+          <w:lang w:val="en-GB"/>
+        </w:rPr>
+        <w:t>.</w:t>
       </w:r>
     </w:p>
     <w:p>
@@ -1585,7 +4582,63 @@
         <w:rPr>
           <w:lang w:val="en-GB"/>
         </w:rPr>
-        <w:t xml:space="preserve">Lalu Ketika semua sudah terinput. Klik Preview Table </w:t>
+        <w:t xml:space="preserve">Lalu Ketika </w:t>
+      </w:r>
+      <w:proofErr w:type="spellStart"/>
+      <w:r>
+        <w:rPr>
+          <w:lang w:val="en-GB"/>
+        </w:rPr>
+        <w:t>semua</w:t>
+      </w:r>
+      <w:proofErr w:type="spellEnd"/>
+      <w:r>
+        <w:rPr>
+          <w:lang w:val="en-GB"/>
+        </w:rPr>
+        <w:t xml:space="preserve"> </w:t>
+      </w:r>
+      <w:proofErr w:type="spellStart"/>
+      <w:r>
+        <w:rPr>
+          <w:lang w:val="en-GB"/>
+        </w:rPr>
+        <w:t>sudah</w:t>
+      </w:r>
+      <w:proofErr w:type="spellEnd"/>
+      <w:r>
+        <w:rPr>
+          <w:lang w:val="en-GB"/>
+        </w:rPr>
+        <w:t xml:space="preserve"> </w:t>
+      </w:r>
+      <w:proofErr w:type="spellStart"/>
+      <w:r>
+        <w:rPr>
+          <w:lang w:val="en-GB"/>
+        </w:rPr>
+        <w:t>terinput</w:t>
+      </w:r>
+      <w:proofErr w:type="spellEnd"/>
+      <w:r>
+        <w:rPr>
+          <w:lang w:val="en-GB"/>
+        </w:rPr>
+        <w:t xml:space="preserve">. </w:t>
+      </w:r>
+      <w:proofErr w:type="spellStart"/>
+      <w:r>
+        <w:rPr>
+          <w:lang w:val="en-GB"/>
+        </w:rPr>
+        <w:t>Klik</w:t>
+      </w:r>
+      <w:proofErr w:type="spellEnd"/>
+      <w:r>
+        <w:rPr>
+          <w:lang w:val="en-GB"/>
+        </w:rPr>
+        <w:t xml:space="preserve"> Preview Table </w:t>
       </w:r>
       <w:r>
         <w:rPr>
@@ -1628,14 +4681,23 @@
           </wp:inline>
         </w:drawing>
       </w:r>
-      <w:r>
-        <w:rPr>
-          <w:lang w:val="en-GB"/>
-        </w:rPr>
-        <w:t xml:space="preserve">atau </w:t>
-      </w:r>
-      <w:r>
-        <w:rPr>
+      <w:proofErr w:type="spellStart"/>
+      <w:r>
+        <w:rPr>
+          <w:lang w:val="en-GB"/>
+        </w:rPr>
+        <w:t>atau</w:t>
+      </w:r>
+      <w:proofErr w:type="spellEnd"/>
+      <w:r>
+        <w:rPr>
+          <w:lang w:val="en-GB"/>
+        </w:rPr>
+        <w:t xml:space="preserve"> </w:t>
+      </w:r>
+      <w:r>
+        <w:rPr>
+          <w:noProof/>
           <w:lang w:val="en-GB"/>
         </w:rPr>
         <w:drawing>
@@ -1674,11 +4736,75 @@
           </wp:inline>
         </w:drawing>
       </w:r>
-      <w:r>
-        <w:rPr>
-          <w:lang w:val="en-GB"/>
-        </w:rPr>
-        <w:t>jika ingin floating tablenya (lebih fleksibel)</w:t>
+      <w:proofErr w:type="spellStart"/>
+      <w:r>
+        <w:rPr>
+          <w:lang w:val="en-GB"/>
+        </w:rPr>
+        <w:t>jika</w:t>
+      </w:r>
+      <w:proofErr w:type="spellEnd"/>
+      <w:r>
+        <w:rPr>
+          <w:lang w:val="en-GB"/>
+        </w:rPr>
+        <w:t xml:space="preserve"> </w:t>
+      </w:r>
+      <w:proofErr w:type="spellStart"/>
+      <w:r>
+        <w:rPr>
+          <w:lang w:val="en-GB"/>
+        </w:rPr>
+        <w:t>ingin</w:t>
+      </w:r>
+      <w:proofErr w:type="spellEnd"/>
+      <w:r>
+        <w:rPr>
+          <w:lang w:val="en-GB"/>
+        </w:rPr>
+        <w:t xml:space="preserve"> floating </w:t>
+      </w:r>
+      <w:proofErr w:type="spellStart"/>
+      <w:r>
+        <w:rPr>
+          <w:lang w:val="en-GB"/>
+        </w:rPr>
+        <w:t>tablenya</w:t>
+      </w:r>
+      <w:proofErr w:type="spellEnd"/>
+      <w:r>
+        <w:rPr>
+          <w:lang w:val="en-GB"/>
+        </w:rPr>
+        <w:t xml:space="preserve"> (</w:t>
+      </w:r>
+      <w:proofErr w:type="spellStart"/>
+      <w:r>
+        <w:rPr>
+          <w:lang w:val="en-GB"/>
+        </w:rPr>
+        <w:t>lebih</w:t>
+      </w:r>
+      <w:proofErr w:type="spellEnd"/>
+      <w:r>
+        <w:rPr>
+          <w:lang w:val="en-GB"/>
+        </w:rPr>
+        <w:t xml:space="preserve"> </w:t>
+      </w:r>
+      <w:proofErr w:type="spellStart"/>
+      <w:r>
+        <w:rPr>
+          <w:lang w:val="en-GB"/>
+        </w:rPr>
+        <w:t>fleksibel</w:t>
+      </w:r>
+      <w:proofErr w:type="spellEnd"/>
+      <w:r>
+        <w:rPr>
+          <w:lang w:val="en-GB"/>
+        </w:rPr>
+        <w:t>)</w:t>
       </w:r>
     </w:p>
     <w:p>
@@ -1729,11 +4855,103 @@
           </wp:inline>
         </w:drawing>
       </w:r>
-      <w:r>
-        <w:rPr>
-          <w:lang w:val="en-GB"/>
-        </w:rPr>
-        <w:t>Harusnya akan tampil seperti format yang kita biasa kenal.</w:t>
+      <w:proofErr w:type="spellStart"/>
+      <w:r>
+        <w:rPr>
+          <w:lang w:val="en-GB"/>
+        </w:rPr>
+        <w:t>Harusnya</w:t>
+      </w:r>
+      <w:proofErr w:type="spellEnd"/>
+      <w:r>
+        <w:rPr>
+          <w:lang w:val="en-GB"/>
+        </w:rPr>
+        <w:t xml:space="preserve"> </w:t>
+      </w:r>
+      <w:proofErr w:type="spellStart"/>
+      <w:r>
+        <w:rPr>
+          <w:lang w:val="en-GB"/>
+        </w:rPr>
+        <w:t>akan</w:t>
+      </w:r>
+      <w:proofErr w:type="spellEnd"/>
+      <w:r>
+        <w:rPr>
+          <w:lang w:val="en-GB"/>
+        </w:rPr>
+        <w:t xml:space="preserve"> </w:t>
+      </w:r>
+      <w:proofErr w:type="spellStart"/>
+      <w:r>
+        <w:rPr>
+          <w:lang w:val="en-GB"/>
+        </w:rPr>
+        <w:t>tampil</w:t>
+      </w:r>
+      <w:proofErr w:type="spellEnd"/>
+      <w:r>
+        <w:rPr>
+          <w:lang w:val="en-GB"/>
+        </w:rPr>
+        <w:t xml:space="preserve"> </w:t>
+      </w:r>
+      <w:proofErr w:type="spellStart"/>
+      <w:r>
+        <w:rPr>
+          <w:lang w:val="en-GB"/>
+        </w:rPr>
+        <w:t>seperti</w:t>
+      </w:r>
+      <w:proofErr w:type="spellEnd"/>
+      <w:r>
+        <w:rPr>
+          <w:lang w:val="en-GB"/>
+        </w:rPr>
+        <w:t xml:space="preserve"> format yang </w:t>
+      </w:r>
+      <w:proofErr w:type="spellStart"/>
+      <w:r>
+        <w:rPr>
+          <w:lang w:val="en-GB"/>
+        </w:rPr>
+        <w:t>kita</w:t>
+      </w:r>
+      <w:proofErr w:type="spellEnd"/>
+      <w:r>
+        <w:rPr>
+          <w:lang w:val="en-GB"/>
+        </w:rPr>
+        <w:t xml:space="preserve"> </w:t>
+      </w:r>
+      <w:proofErr w:type="spellStart"/>
+      <w:r>
+        <w:rPr>
+          <w:lang w:val="en-GB"/>
+        </w:rPr>
+        <w:t>biasa</w:t>
+      </w:r>
+      <w:proofErr w:type="spellEnd"/>
+      <w:r>
+        <w:rPr>
+          <w:lang w:val="en-GB"/>
+        </w:rPr>
+        <w:t xml:space="preserve"> </w:t>
+      </w:r>
+      <w:proofErr w:type="spellStart"/>
+      <w:r>
+        <w:rPr>
+          <w:lang w:val="en-GB"/>
+        </w:rPr>
+        <w:t>kenal</w:t>
+      </w:r>
+      <w:proofErr w:type="spellEnd"/>
+      <w:r>
+        <w:rPr>
+          <w:lang w:val="en-GB"/>
+        </w:rPr>
+        <w:t>.</w:t>
       </w:r>
     </w:p>
     <w:p>
@@ -1746,8 +4964,142 @@
         <w:rPr>
           <w:lang w:val="en-GB"/>
         </w:rPr>
-        <w:t>Nah ada fitur notes untuk mencatat hal-hal yang penting Ketika kita sedang sharescreen di website ini</w:t>
-      </w:r>
+        <w:t xml:space="preserve">Nah </w:t>
+      </w:r>
+      <w:proofErr w:type="spellStart"/>
+      <w:r>
+        <w:rPr>
+          <w:lang w:val="en-GB"/>
+        </w:rPr>
+        <w:t>ada</w:t>
+      </w:r>
+      <w:proofErr w:type="spellEnd"/>
+      <w:r>
+        <w:rPr>
+          <w:lang w:val="en-GB"/>
+        </w:rPr>
+        <w:t xml:space="preserve"> </w:t>
+      </w:r>
+      <w:proofErr w:type="spellStart"/>
+      <w:r>
+        <w:rPr>
+          <w:lang w:val="en-GB"/>
+        </w:rPr>
+        <w:t>fitur</w:t>
+      </w:r>
+      <w:proofErr w:type="spellEnd"/>
+      <w:r>
+        <w:rPr>
+          <w:lang w:val="en-GB"/>
+        </w:rPr>
+        <w:t xml:space="preserve"> notes </w:t>
+      </w:r>
+      <w:proofErr w:type="spellStart"/>
+      <w:r>
+        <w:rPr>
+          <w:lang w:val="en-GB"/>
+        </w:rPr>
+        <w:t>untuk</w:t>
+      </w:r>
+      <w:proofErr w:type="spellEnd"/>
+      <w:r>
+        <w:rPr>
+          <w:lang w:val="en-GB"/>
+        </w:rPr>
+        <w:t xml:space="preserve"> </w:t>
+      </w:r>
+      <w:proofErr w:type="spellStart"/>
+      <w:r>
+        <w:rPr>
+          <w:lang w:val="en-GB"/>
+        </w:rPr>
+        <w:t>mencatat</w:t>
+      </w:r>
+      <w:proofErr w:type="spellEnd"/>
+      <w:r>
+        <w:rPr>
+          <w:lang w:val="en-GB"/>
+        </w:rPr>
+        <w:t xml:space="preserve"> </w:t>
+      </w:r>
+      <w:proofErr w:type="spellStart"/>
+      <w:r>
+        <w:rPr>
+          <w:lang w:val="en-GB"/>
+        </w:rPr>
+        <w:t>hal-hal</w:t>
+      </w:r>
+      <w:proofErr w:type="spellEnd"/>
+      <w:r>
+        <w:rPr>
+          <w:lang w:val="en-GB"/>
+        </w:rPr>
+        <w:t xml:space="preserve"> yang </w:t>
+      </w:r>
+      <w:proofErr w:type="spellStart"/>
+      <w:r>
+        <w:rPr>
+          <w:lang w:val="en-GB"/>
+        </w:rPr>
+        <w:t>penting</w:t>
+      </w:r>
+      <w:proofErr w:type="spellEnd"/>
+      <w:r>
+        <w:rPr>
+          <w:lang w:val="en-GB"/>
+        </w:rPr>
+        <w:t xml:space="preserve"> Ketika </w:t>
+      </w:r>
+      <w:proofErr w:type="spellStart"/>
+      <w:r>
+        <w:rPr>
+          <w:lang w:val="en-GB"/>
+        </w:rPr>
+        <w:t>kita</w:t>
+      </w:r>
+      <w:proofErr w:type="spellEnd"/>
+      <w:r>
+        <w:rPr>
+          <w:lang w:val="en-GB"/>
+        </w:rPr>
+        <w:t xml:space="preserve"> </w:t>
+      </w:r>
+      <w:proofErr w:type="spellStart"/>
+      <w:r>
+        <w:rPr>
+          <w:lang w:val="en-GB"/>
+        </w:rPr>
+        <w:t>sedang</w:t>
+      </w:r>
+      <w:proofErr w:type="spellEnd"/>
+      <w:r>
+        <w:rPr>
+          <w:lang w:val="en-GB"/>
+        </w:rPr>
+        <w:t xml:space="preserve"> </w:t>
+      </w:r>
+      <w:proofErr w:type="spellStart"/>
+      <w:r>
+        <w:rPr>
+          <w:lang w:val="en-GB"/>
+        </w:rPr>
+        <w:t>sharescreen</w:t>
+      </w:r>
+      <w:proofErr w:type="spellEnd"/>
+      <w:r>
+        <w:rPr>
+          <w:lang w:val="en-GB"/>
+        </w:rPr>
+        <w:t xml:space="preserve"> di website </w:t>
+      </w:r>
+      <w:proofErr w:type="spellStart"/>
+      <w:r>
+        <w:rPr>
+          <w:lang w:val="en-GB"/>
+        </w:rPr>
+        <w:t>ini</w:t>
+      </w:r>
+      <w:proofErr w:type="spellEnd"/>
       <w:r>
         <w:rPr>
           <w:noProof/>
@@ -1854,7 +5206,133 @@
         <w:rPr>
           <w:lang w:val="en-GB"/>
         </w:rPr>
-        <w:t>Jika tidak dapat preview table maka ada field mandatory yang lupa diisi. Dapat dibaca pada validasi error.</w:t>
+        <w:t xml:space="preserve">Jika </w:t>
+      </w:r>
+      <w:proofErr w:type="spellStart"/>
+      <w:r>
+        <w:rPr>
+          <w:lang w:val="en-GB"/>
+        </w:rPr>
+        <w:t>tidak</w:t>
+      </w:r>
+      <w:proofErr w:type="spellEnd"/>
+      <w:r>
+        <w:rPr>
+          <w:lang w:val="en-GB"/>
+        </w:rPr>
+        <w:t xml:space="preserve"> </w:t>
+      </w:r>
+      <w:proofErr w:type="spellStart"/>
+      <w:r>
+        <w:rPr>
+          <w:lang w:val="en-GB"/>
+        </w:rPr>
+        <w:t>dapat</w:t>
+      </w:r>
+      <w:proofErr w:type="spellEnd"/>
+      <w:r>
+        <w:rPr>
+          <w:lang w:val="en-GB"/>
+        </w:rPr>
+        <w:t xml:space="preserve"> preview table </w:t>
+      </w:r>
+      <w:proofErr w:type="spellStart"/>
+      <w:r>
+        <w:rPr>
+          <w:lang w:val="en-GB"/>
+        </w:rPr>
+        <w:t>maka</w:t>
+      </w:r>
+      <w:proofErr w:type="spellEnd"/>
+      <w:r>
+        <w:rPr>
+          <w:lang w:val="en-GB"/>
+        </w:rPr>
+        <w:t xml:space="preserve"> </w:t>
+      </w:r>
+      <w:proofErr w:type="spellStart"/>
+      <w:r>
+        <w:rPr>
+          <w:lang w:val="en-GB"/>
+        </w:rPr>
+        <w:t>ada</w:t>
+      </w:r>
+      <w:proofErr w:type="spellEnd"/>
+      <w:r>
+        <w:rPr>
+          <w:lang w:val="en-GB"/>
+        </w:rPr>
+        <w:t xml:space="preserve"> field mandatory yang </w:t>
+      </w:r>
+      <w:proofErr w:type="spellStart"/>
+      <w:r>
+        <w:rPr>
+          <w:lang w:val="en-GB"/>
+        </w:rPr>
+        <w:t>lupa</w:t>
+      </w:r>
+      <w:proofErr w:type="spellEnd"/>
+      <w:r>
+        <w:rPr>
+          <w:lang w:val="en-GB"/>
+        </w:rPr>
+        <w:t xml:space="preserve"> </w:t>
+      </w:r>
+      <w:proofErr w:type="spellStart"/>
+      <w:r>
+        <w:rPr>
+          <w:lang w:val="en-GB"/>
+        </w:rPr>
+        <w:t>diisi</w:t>
+      </w:r>
+      <w:proofErr w:type="spellEnd"/>
+      <w:r>
+        <w:rPr>
+          <w:lang w:val="en-GB"/>
+        </w:rPr>
+        <w:t xml:space="preserve">. </w:t>
+      </w:r>
+      <w:proofErr w:type="spellStart"/>
+      <w:r>
+        <w:rPr>
+          <w:lang w:val="en-GB"/>
+        </w:rPr>
+        <w:t>Dapat</w:t>
+      </w:r>
+      <w:proofErr w:type="spellEnd"/>
+      <w:r>
+        <w:rPr>
+          <w:lang w:val="en-GB"/>
+        </w:rPr>
+        <w:t xml:space="preserve"> </w:t>
+      </w:r>
+      <w:proofErr w:type="spellStart"/>
+      <w:r>
+        <w:rPr>
+          <w:lang w:val="en-GB"/>
+        </w:rPr>
+        <w:t>dibaca</w:t>
+      </w:r>
+      <w:proofErr w:type="spellEnd"/>
+      <w:r>
+        <w:rPr>
+          <w:lang w:val="en-GB"/>
+        </w:rPr>
+        <w:t xml:space="preserve"> pada </w:t>
+      </w:r>
+      <w:proofErr w:type="spellStart"/>
+      <w:r>
+        <w:rPr>
+          <w:lang w:val="en-GB"/>
+        </w:rPr>
+        <w:t>validasi</w:t>
+      </w:r>
+      <w:proofErr w:type="spellEnd"/>
+      <w:r>
+        <w:rPr>
+          <w:lang w:val="en-GB"/>
+        </w:rPr>
+        <w:t xml:space="preserve"> error.</w:t>
       </w:r>
     </w:p>
     <w:p>
@@ -1870,7 +5348,15 @@
         <w:br/>
       </w:r>
       <w:r>
-        <w:t xml:space="preserve">Ada tombol </w:t>
+        <w:t xml:space="preserve">Ada </w:t>
+      </w:r>
+      <w:proofErr w:type="spellStart"/>
+      <w:r>
+        <w:t>tombol</w:t>
+      </w:r>
+      <w:proofErr w:type="spellEnd"/>
+      <w:r>
+        <w:t xml:space="preserve"> </w:t>
       </w:r>
       <w:r>
         <w:rPr>
@@ -1922,12 +5408,190 @@
           </wp:inline>
         </w:drawing>
       </w:r>
-      <w:r>
-        <w:t xml:space="preserve">untuk menyimpan hasil input yang telah dimasukkan. Fitur ini memungkinkan kalian menggunakan kembali data tersebut tanpa perlu menginput ulang dari awal. Untuk menampilkan kembali data yang sudah disimpan, gunakan </w:t>
-      </w:r>
+      <w:proofErr w:type="spellStart"/>
+      <w:r>
+        <w:t>untuk</w:t>
+      </w:r>
+      <w:proofErr w:type="spellEnd"/>
+      <w:r>
+        <w:t xml:space="preserve"> </w:t>
+      </w:r>
+      <w:proofErr w:type="spellStart"/>
+      <w:r>
+        <w:t>menyimpan</w:t>
+      </w:r>
+      <w:proofErr w:type="spellEnd"/>
+      <w:r>
+        <w:t xml:space="preserve"> </w:t>
+      </w:r>
+      <w:proofErr w:type="spellStart"/>
+      <w:r>
+        <w:t>hasil</w:t>
+      </w:r>
+      <w:proofErr w:type="spellEnd"/>
+      <w:r>
+        <w:t xml:space="preserve"> input yang </w:t>
+      </w:r>
+      <w:proofErr w:type="spellStart"/>
+      <w:r>
+        <w:t>telah</w:t>
+      </w:r>
+      <w:proofErr w:type="spellEnd"/>
+      <w:r>
+        <w:t xml:space="preserve"> </w:t>
+      </w:r>
+      <w:proofErr w:type="spellStart"/>
+      <w:r>
+        <w:t>dimasukkan</w:t>
+      </w:r>
+      <w:proofErr w:type="spellEnd"/>
+      <w:r>
+        <w:t xml:space="preserve">. Fitur </w:t>
+      </w:r>
+      <w:proofErr w:type="spellStart"/>
+      <w:r>
+        <w:t>ini</w:t>
+      </w:r>
+      <w:proofErr w:type="spellEnd"/>
+      <w:r>
+        <w:t xml:space="preserve"> </w:t>
+      </w:r>
+      <w:proofErr w:type="spellStart"/>
+      <w:r>
+        <w:t>memungkinkan</w:t>
+      </w:r>
+      <w:proofErr w:type="spellEnd"/>
+      <w:r>
+        <w:t xml:space="preserve"> kalian </w:t>
+      </w:r>
+      <w:proofErr w:type="spellStart"/>
+      <w:r>
+        <w:t>menggunakan</w:t>
+      </w:r>
+      <w:proofErr w:type="spellEnd"/>
+      <w:r>
+        <w:t xml:space="preserve"> </w:t>
+      </w:r>
+      <w:proofErr w:type="spellStart"/>
+      <w:r>
+        <w:t>kembali</w:t>
+      </w:r>
+      <w:proofErr w:type="spellEnd"/>
+      <w:r>
+        <w:t xml:space="preserve"> data </w:t>
+      </w:r>
+      <w:proofErr w:type="spellStart"/>
+      <w:r>
+        <w:t>tersebut</w:t>
+      </w:r>
+      <w:proofErr w:type="spellEnd"/>
+      <w:r>
+        <w:t xml:space="preserve"> </w:t>
+      </w:r>
+      <w:proofErr w:type="spellStart"/>
+      <w:r>
+        <w:t>tanpa</w:t>
+      </w:r>
+      <w:proofErr w:type="spellEnd"/>
+      <w:r>
+        <w:t xml:space="preserve"> </w:t>
+      </w:r>
+      <w:proofErr w:type="spellStart"/>
+      <w:r>
+        <w:t>perlu</w:t>
+      </w:r>
+      <w:proofErr w:type="spellEnd"/>
+      <w:r>
+        <w:t xml:space="preserve"> </w:t>
+      </w:r>
+      <w:proofErr w:type="spellStart"/>
+      <w:r>
+        <w:t>menginput</w:t>
+      </w:r>
+      <w:proofErr w:type="spellEnd"/>
+      <w:r>
+        <w:t xml:space="preserve"> </w:t>
+      </w:r>
+      <w:proofErr w:type="spellStart"/>
+      <w:r>
+        <w:t>ulang</w:t>
+      </w:r>
+      <w:proofErr w:type="spellEnd"/>
+      <w:r>
+        <w:t xml:space="preserve"> </w:t>
+      </w:r>
+      <w:proofErr w:type="spellStart"/>
+      <w:r>
+        <w:t>dari</w:t>
+      </w:r>
+      <w:proofErr w:type="spellEnd"/>
+      <w:r>
+        <w:t xml:space="preserve"> </w:t>
+      </w:r>
+      <w:proofErr w:type="spellStart"/>
+      <w:r>
+        <w:t>awal</w:t>
+      </w:r>
+      <w:proofErr w:type="spellEnd"/>
+      <w:r>
+        <w:t xml:space="preserve">. </w:t>
+      </w:r>
+      <w:proofErr w:type="spellStart"/>
+      <w:r>
+        <w:t>Untuk</w:t>
+      </w:r>
+      <w:proofErr w:type="spellEnd"/>
+      <w:r>
+        <w:t xml:space="preserve"> </w:t>
+      </w:r>
+      <w:proofErr w:type="spellStart"/>
+      <w:r>
+        <w:t>menampilkan</w:t>
+      </w:r>
+      <w:proofErr w:type="spellEnd"/>
+      <w:r>
+        <w:t xml:space="preserve"> </w:t>
+      </w:r>
+      <w:proofErr w:type="spellStart"/>
+      <w:r>
+        <w:t>kembali</w:t>
+      </w:r>
+      <w:proofErr w:type="spellEnd"/>
+      <w:r>
+        <w:t xml:space="preserve"> data yang </w:t>
+      </w:r>
+      <w:proofErr w:type="spellStart"/>
+      <w:r>
+        <w:t>sudah</w:t>
+      </w:r>
+      <w:proofErr w:type="spellEnd"/>
+      <w:r>
+        <w:t xml:space="preserve"> </w:t>
+      </w:r>
+      <w:proofErr w:type="spellStart"/>
+      <w:r>
+        <w:t>disimpan</w:t>
+      </w:r>
+      <w:proofErr w:type="spellEnd"/>
+      <w:r>
+        <w:t xml:space="preserve">, </w:t>
+      </w:r>
+      <w:proofErr w:type="spellStart"/>
+      <w:r>
+        <w:t>gunakan</w:t>
+      </w:r>
+      <w:proofErr w:type="spellEnd"/>
+      <w:r>
+        <w:t xml:space="preserve"> </w:t>
+      </w:r>
+      <w:proofErr w:type="spellStart"/>
       <w:r>
         <w:lastRenderedPageBreak/>
-        <w:t xml:space="preserve">tombol </w:t>
+        <w:t>tombol</w:t>
+      </w:r>
+      <w:proofErr w:type="spellEnd"/>
+      <w:r>
+        <w:t xml:space="preserve"> </w:t>
       </w:r>
       <w:r>
         <w:rPr>
@@ -2002,7 +5666,91 @@
         <w:rPr>
           <w:lang w:val="en-GB"/>
         </w:rPr>
-        <w:t>Lalu Ketika sudah fix dan final, kalian bisa klik export to outlook dan otomatis akan terdownload file .html</w:t>
+        <w:t xml:space="preserve">Lalu Ketika </w:t>
+      </w:r>
+      <w:proofErr w:type="spellStart"/>
+      <w:r>
+        <w:rPr>
+          <w:lang w:val="en-GB"/>
+        </w:rPr>
+        <w:t>sudah</w:t>
+      </w:r>
+      <w:proofErr w:type="spellEnd"/>
+      <w:r>
+        <w:rPr>
+          <w:lang w:val="en-GB"/>
+        </w:rPr>
+        <w:t xml:space="preserve"> fix dan final, kalian </w:t>
+      </w:r>
+      <w:proofErr w:type="spellStart"/>
+      <w:r>
+        <w:rPr>
+          <w:lang w:val="en-GB"/>
+        </w:rPr>
+        <w:t>bisa</w:t>
+      </w:r>
+      <w:proofErr w:type="spellEnd"/>
+      <w:r>
+        <w:rPr>
+          <w:lang w:val="en-GB"/>
+        </w:rPr>
+        <w:t xml:space="preserve"> </w:t>
+      </w:r>
+      <w:proofErr w:type="spellStart"/>
+      <w:r>
+        <w:rPr>
+          <w:lang w:val="en-GB"/>
+        </w:rPr>
+        <w:t>klik</w:t>
+      </w:r>
+      <w:proofErr w:type="spellEnd"/>
+      <w:r>
+        <w:rPr>
+          <w:lang w:val="en-GB"/>
+        </w:rPr>
+        <w:t xml:space="preserve"> export to outlook dan </w:t>
+      </w:r>
+      <w:proofErr w:type="spellStart"/>
+      <w:r>
+        <w:rPr>
+          <w:lang w:val="en-GB"/>
+        </w:rPr>
+        <w:t>otomatis</w:t>
+      </w:r>
+      <w:proofErr w:type="spellEnd"/>
+      <w:r>
+        <w:rPr>
+          <w:lang w:val="en-GB"/>
+        </w:rPr>
+        <w:t xml:space="preserve"> </w:t>
+      </w:r>
+      <w:proofErr w:type="spellStart"/>
+      <w:r>
+        <w:rPr>
+          <w:lang w:val="en-GB"/>
+        </w:rPr>
+        <w:t>akan</w:t>
+      </w:r>
+      <w:proofErr w:type="spellEnd"/>
+      <w:r>
+        <w:rPr>
+          <w:lang w:val="en-GB"/>
+        </w:rPr>
+        <w:t xml:space="preserve"> </w:t>
+      </w:r>
+      <w:proofErr w:type="spellStart"/>
+      <w:r>
+        <w:rPr>
+          <w:lang w:val="en-GB"/>
+        </w:rPr>
+        <w:t>terdownload</w:t>
+      </w:r>
+      <w:proofErr w:type="spellEnd"/>
+      <w:r>
+        <w:rPr>
+          <w:lang w:val="en-GB"/>
+        </w:rPr>
+        <w:t xml:space="preserve"> file .html</w:t>
       </w:r>
     </w:p>
     <w:p>
@@ -2063,8 +5811,44 @@
         <w:rPr>
           <w:lang w:val="en-GB"/>
         </w:rPr>
-        <w:t>Lalu kalian buka outlook. Klik ikon yang macro tadi</w:t>
-      </w:r>
+        <w:t xml:space="preserve">Lalu kalian </w:t>
+      </w:r>
+      <w:proofErr w:type="spellStart"/>
+      <w:r>
+        <w:rPr>
+          <w:lang w:val="en-GB"/>
+        </w:rPr>
+        <w:t>buka</w:t>
+      </w:r>
+      <w:proofErr w:type="spellEnd"/>
+      <w:r>
+        <w:rPr>
+          <w:lang w:val="en-GB"/>
+        </w:rPr>
+        <w:t xml:space="preserve"> outlook. </w:t>
+      </w:r>
+      <w:proofErr w:type="spellStart"/>
+      <w:r>
+        <w:rPr>
+          <w:lang w:val="en-GB"/>
+        </w:rPr>
+        <w:t>Klik</w:t>
+      </w:r>
+      <w:proofErr w:type="spellEnd"/>
+      <w:r>
+        <w:rPr>
+          <w:lang w:val="en-GB"/>
+        </w:rPr>
+        <w:t xml:space="preserve"> ikon yang macro </w:t>
+      </w:r>
+      <w:proofErr w:type="spellStart"/>
+      <w:r>
+        <w:rPr>
+          <w:lang w:val="en-GB"/>
+        </w:rPr>
+        <w:t>tadi</w:t>
+      </w:r>
+      <w:proofErr w:type="spellEnd"/>
       <w:r>
         <w:rPr>
           <w:noProof/>
@@ -2487,19 +6271,7 @@
         <w:rPr>
           <w:noProof/>
         </w:rPr>
-        <w:t>Tambahan fitur</w:t>
-      </w:r>
-      <w:r>
-        <w:rPr>
-          <w:noProof/>
-        </w:rPr>
-        <w:t xml:space="preserve"> 2</w:t>
-      </w:r>
-      <w:r>
-        <w:rPr>
-          <w:noProof/>
-        </w:rPr>
-        <w:t>:</w:t>
+        <w:t>Tambahan fitur 2:</w:t>
       </w:r>
     </w:p>
     <w:p>
@@ -2623,6 +6395,148 @@
         <w:rPr>
           <w:noProof/>
         </w:rPr>
+        <w:t>Tambahan Fitur 3:</w:t>
+      </w:r>
+    </w:p>
+    <w:p>
+      <w:pPr>
+        <w:rPr>
+          <w:noProof/>
+        </w:rPr>
+      </w:pPr>
+      <w:r>
+        <w:rPr>
+          <w:noProof/>
+        </w:rPr>
+        <w:t xml:space="preserve">Per 21/05/2026, MoM Generator sudah support collaboratin work! Untuk caranya kalian bisa refresh saja </w:t>
+      </w:r>
+      <w:hyperlink r:id="rId42" w:history="1">
+        <w:r>
+          <w:rPr>
+            <w:rStyle w:val="Hyperlink"/>
+            <w:noProof/>
+          </w:rPr>
+          <w:t>https://generate-mom.pages.dev/</w:t>
+        </w:r>
+      </w:hyperlink>
+      <w:r>
+        <w:rPr>
+          <w:noProof/>
+        </w:rPr>
+        <w:t xml:space="preserve"> di browser kalian. Lalu kalian dapat klik button Start Collab </w:t>
+      </w:r>
+      <w:r>
+        <w:rPr>
+          <w:noProof/>
+        </w:rPr>
+        <w:drawing>
+          <wp:inline distT="0" distB="0" distL="0" distR="0" wp14:anchorId="2CDB2036" wp14:editId="43234F33">
+            <wp:extent cx="1050112" cy="514350"/>
+            <wp:effectExtent l="0" t="0" r="0" b="0"/>
+            <wp:docPr id="1436595939" name="Picture 1"/>
+            <wp:cNvGraphicFramePr>
+              <a:graphicFrameLocks xmlns:a="http://schemas.openxmlformats.org/drawingml/2006/main" noChangeAspect="1"/>
+            </wp:cNvGraphicFramePr>
+            <a:graphic xmlns:a="http://schemas.openxmlformats.org/drawingml/2006/main">
+              <a:graphicData uri="http://schemas.openxmlformats.org/drawingml/2006/picture">
+                <pic:pic xmlns:pic="http://schemas.openxmlformats.org/drawingml/2006/picture">
+                  <pic:nvPicPr>
+                    <pic:cNvPr id="1436595939" name=""/>
+                    <pic:cNvPicPr/>
+                  </pic:nvPicPr>
+                  <pic:blipFill rotWithShape="1">
+                    <a:blip r:embed="rId43"/>
+                    <a:srcRect l="8886"/>
+                    <a:stretch>
+                      <a:fillRect/>
+                    </a:stretch>
+                  </pic:blipFill>
+                  <pic:spPr bwMode="auto">
+                    <a:xfrm>
+                      <a:off x="0" y="0"/>
+                      <a:ext cx="1050259" cy="514422"/>
+                    </a:xfrm>
+                    <a:prstGeom prst="rect">
+                      <a:avLst/>
+                    </a:prstGeom>
+                    <a:ln>
+                      <a:noFill/>
+                    </a:ln>
+                    <a:extLst>
+                      <a:ext uri="{53640926-AAD7-44D8-BBD7-CCE9431645EC}">
+                        <a14:shadowObscured xmlns:a14="http://schemas.microsoft.com/office/drawing/2010/main"/>
+                      </a:ext>
+                    </a:extLst>
+                  </pic:spPr>
+                </pic:pic>
+              </a:graphicData>
+            </a:graphic>
+          </wp:inline>
+        </w:drawing>
+      </w:r>
+      <w:r>
+        <w:rPr>
+          <w:noProof/>
+        </w:rPr>
+        <w:t xml:space="preserve"> dan Copy Share Link ke PIC lain </w:t>
+      </w:r>
+      <w:r>
+        <w:rPr>
+          <w:noProof/>
+        </w:rPr>
+        <w:drawing>
+          <wp:inline distT="0" distB="0" distL="0" distR="0" wp14:anchorId="35B641D3" wp14:editId="2C081259">
+            <wp:extent cx="1209844" cy="476316"/>
+            <wp:effectExtent l="0" t="0" r="9525" b="0"/>
+            <wp:docPr id="1290697123" name="Picture 1"/>
+            <wp:cNvGraphicFramePr>
+              <a:graphicFrameLocks xmlns:a="http://schemas.openxmlformats.org/drawingml/2006/main" noChangeAspect="1"/>
+            </wp:cNvGraphicFramePr>
+            <a:graphic xmlns:a="http://schemas.openxmlformats.org/drawingml/2006/main">
+              <a:graphicData uri="http://schemas.openxmlformats.org/drawingml/2006/picture">
+                <pic:pic xmlns:pic="http://schemas.openxmlformats.org/drawingml/2006/picture">
+                  <pic:nvPicPr>
+                    <pic:cNvPr id="1290697123" name=""/>
+                    <pic:cNvPicPr/>
+                  </pic:nvPicPr>
+                  <pic:blipFill>
+                    <a:blip r:embed="rId44"/>
+                    <a:stretch>
+                      <a:fillRect/>
+                    </a:stretch>
+                  </pic:blipFill>
+                  <pic:spPr>
+                    <a:xfrm>
+                      <a:off x="0" y="0"/>
+                      <a:ext cx="1209844" cy="476316"/>
+                    </a:xfrm>
+                    <a:prstGeom prst="rect">
+                      <a:avLst/>
+                    </a:prstGeom>
+                  </pic:spPr>
+                </pic:pic>
+              </a:graphicData>
+            </a:graphic>
+          </wp:inline>
+        </w:drawing>
+      </w:r>
+      <w:r>
+        <w:rPr>
+          <w:noProof/>
+        </w:rPr>
+        <w:t>.</w:t>
+      </w:r>
+    </w:p>
+    <w:p>
+      <w:pPr>
+        <w:rPr>
+          <w:noProof/>
+        </w:rPr>
+      </w:pPr>
+      <w:r>
+        <w:rPr>
+          <w:noProof/>
+        </w:rPr>
         <w:t xml:space="preserve">Sekian dan terima kasih. Selamat mencobaaa </w:t>
       </w:r>
       <w:r>
@@ -2664,7 +6578,7 @@
           <w:noProof/>
         </w:rPr>
       </w:pPr>
-      <w:hyperlink r:id="rId42" w:history="1">
+      <w:hyperlink r:id="rId45" w:history="1">
         <w:r>
           <w:rPr>
             <w:rStyle w:val="Hyperlink"/>
